--- a/Workshops/Workshop 8 - LM with interactions/Workshop-8---Linear-models-with-interactions.docx
+++ b/Workshops/Workshop 8 - LM with interactions/Workshop-8---Linear-models-with-interactions.docx
@@ -83,7 +83,7 @@
         <w:t xml:space="preserve"> </w:t>
       </w:r>
       <w:r>
-        <w:t xml:space="preserve">2024-10-03</w:t>
+        <w:t xml:space="preserve">2025-08-25</w:t>
       </w:r>
     </w:p>
     <w:sdt>
@@ -131,209 +131,209 @@
     </w:p>
     <w:p>
       <w:pPr>
+        <w:pStyle w:val="Compact"/>
         <w:numPr>
           <w:ilvl w:val="0"/>
           <w:numId w:val="1001"/>
         </w:numPr>
+      </w:pPr>
+      <w:r>
+        <w:t xml:space="preserve">Formulate a research question.</w:t>
+      </w:r>
+    </w:p>
+    <w:p>
+      <w:pPr>
         <w:pStyle w:val="Compact"/>
-      </w:pPr>
-      <w:r>
-        <w:t xml:space="preserve">Formulate a research question.</w:t>
-      </w:r>
-    </w:p>
-    <w:p>
-      <w:pPr>
         <w:numPr>
           <w:ilvl w:val="0"/>
           <w:numId w:val="1001"/>
         </w:numPr>
+      </w:pPr>
+      <w:r>
+        <w:t xml:space="preserve">Perform exploratory data analysis (EDA).</w:t>
+      </w:r>
+    </w:p>
+    <w:p>
+      <w:pPr>
         <w:pStyle w:val="Compact"/>
-      </w:pPr>
-      <w:r>
-        <w:t xml:space="preserve">Perform exploratory data analysis (EDA).</w:t>
-      </w:r>
-    </w:p>
-    <w:p>
-      <w:pPr>
         <w:numPr>
           <w:ilvl w:val="0"/>
           <w:numId w:val="1001"/>
         </w:numPr>
+      </w:pPr>
+      <w:r>
+        <w:t xml:space="preserve">Identify any hidden assumptions.</w:t>
+      </w:r>
+    </w:p>
+    <w:p>
+      <w:pPr>
         <w:pStyle w:val="Compact"/>
-      </w:pPr>
-      <w:r>
-        <w:t xml:space="preserve">Identify any hidden assumptions.</w:t>
-      </w:r>
-    </w:p>
-    <w:p>
-      <w:pPr>
         <w:numPr>
           <w:ilvl w:val="0"/>
           <w:numId w:val="1001"/>
         </w:numPr>
+      </w:pPr>
+      <w:r>
+        <w:t xml:space="preserve">Fit an appropriate model [today’s main focus].</w:t>
+      </w:r>
+    </w:p>
+    <w:p>
+      <w:pPr>
         <w:pStyle w:val="Compact"/>
-      </w:pPr>
-      <w:r>
-        <w:t xml:space="preserve">Fit an appropriate model [today’s main focus].</w:t>
-      </w:r>
-    </w:p>
-    <w:p>
-      <w:pPr>
         <w:numPr>
           <w:ilvl w:val="0"/>
           <w:numId w:val="1001"/>
         </w:numPr>
+      </w:pPr>
+      <w:r>
+        <w:t xml:space="preserve">Diagnose the model and check assumptions.</w:t>
+      </w:r>
+    </w:p>
+    <w:p>
+      <w:pPr>
         <w:pStyle w:val="Compact"/>
-      </w:pPr>
-      <w:r>
-        <w:t xml:space="preserve">Diagnose the model and check assumptions.</w:t>
-      </w:r>
-    </w:p>
-    <w:p>
-      <w:pPr>
         <w:numPr>
           <w:ilvl w:val="0"/>
           <w:numId w:val="1001"/>
         </w:numPr>
+      </w:pPr>
+      <w:r>
+        <w:t xml:space="preserve">Summarise the results.</w:t>
+      </w:r>
+    </w:p>
+    <w:p>
+      <w:pPr>
         <w:pStyle w:val="Compact"/>
-      </w:pPr>
-      <w:r>
-        <w:t xml:space="preserve">Summarise the results.</w:t>
-      </w:r>
-    </w:p>
-    <w:p>
-      <w:pPr>
         <w:numPr>
           <w:ilvl w:val="0"/>
           <w:numId w:val="1001"/>
         </w:numPr>
+      </w:pPr>
+      <w:r>
+        <w:t xml:space="preserve">Interpret and draw conclusions.</w:t>
+      </w:r>
+    </w:p>
+    <w:bookmarkStart w:id="20" w:name="formulate-a-research-question"/>
+    <w:p>
+      <w:pPr>
+        <w:pStyle w:val="Heading2"/>
+      </w:pPr>
+      <w:r>
+        <w:t xml:space="preserve">1. Formulate a Research Question</w:t>
+      </w:r>
+    </w:p>
+    <w:p>
+      <w:pPr>
+        <w:pStyle w:val="FirstParagraph"/>
+      </w:pPr>
+      <w:r>
+        <w:t xml:space="preserve">For this last workshop on incorporating explanatory variables in linear models, we’re going to be using a dataset from a study set in the coral reef ecosystems of the</w:t>
+      </w:r>
+      <w:r>
+        <w:t xml:space="preserve"> </w:t>
+      </w:r>
+      <w:r>
+        <w:t xml:space="preserve">“</w:t>
+      </w:r>
+      <w:r>
+        <w:t xml:space="preserve">Coral Triangle</w:t>
+      </w:r>
+      <w:r>
+        <w:t xml:space="preserve">”</w:t>
+      </w:r>
+      <w:r>
+        <w:t xml:space="preserve">, a biodiversity hotspot located in the Indo-Pacific region (called</w:t>
+      </w:r>
+      <w:r>
+        <w:t xml:space="preserve"> </w:t>
+      </w:r>
+      <w:r>
+        <w:rPr>
+          <w:rStyle w:val="VerbatimChar"/>
+        </w:rPr>
+        <w:t xml:space="preserve">reef.txt</w:t>
+      </w:r>
+      <w:r>
+        <w:t xml:space="preserve"> </w:t>
+      </w:r>
+      <w:r>
+        <w:t xml:space="preserve">on MyAberdeen). The data includes:</w:t>
+      </w:r>
+    </w:p>
+    <w:p>
+      <w:pPr>
         <w:pStyle w:val="Compact"/>
-      </w:pPr>
-      <w:r>
-        <w:t xml:space="preserve">Interpret and draw conclusions.</w:t>
-      </w:r>
-    </w:p>
-    <w:bookmarkStart w:id="20" w:name="formulate-a-research-question"/>
-    <w:p>
-      <w:pPr>
-        <w:pStyle w:val="Heading2"/>
-      </w:pPr>
-      <w:r>
-        <w:t xml:space="preserve">1. Formulate a Research Question</w:t>
-      </w:r>
-    </w:p>
-    <w:p>
-      <w:pPr>
-        <w:pStyle w:val="FirstParagraph"/>
-      </w:pPr>
-      <w:r>
-        <w:t xml:space="preserve">For this last workshop on incorporating explanatory variables in linear models, we’re going to be using a dataset from a study set in the coral reef ecosystems of the</w:t>
-      </w:r>
-      <w:r>
-        <w:t xml:space="preserve"> </w:t>
-      </w:r>
-      <w:r>
-        <w:t xml:space="preserve">“</w:t>
-      </w:r>
-      <w:r>
-        <w:t xml:space="preserve">Coral Triangle</w:t>
-      </w:r>
-      <w:r>
-        <w:t xml:space="preserve">”</w:t>
-      </w:r>
-      <w:r>
-        <w:t xml:space="preserve">, a biodiversity hotspot located in the Indo-Pacific region (called</w:t>
-      </w:r>
-      <w:r>
-        <w:t xml:space="preserve"> </w:t>
-      </w:r>
-      <w:r>
-        <w:rPr>
-          <w:rStyle w:val="VerbatimChar"/>
-        </w:rPr>
-        <w:t xml:space="preserve">reef.txt</w:t>
-      </w:r>
-      <w:r>
-        <w:t xml:space="preserve"> </w:t>
-      </w:r>
-      <w:r>
-        <w:t xml:space="preserve">on MyAberdeen). The data includes:</w:t>
-      </w:r>
-    </w:p>
-    <w:p>
-      <w:pPr>
         <w:numPr>
           <w:ilvl w:val="0"/>
           <w:numId w:val="1002"/>
         </w:numPr>
+      </w:pPr>
+      <w:r>
+        <w:t xml:space="preserve">Shark Density: Tiger shark (</w:t>
+      </w:r>
+      <w:r>
+        <w:rPr>
+          <w:i/>
+          <w:iCs/>
+        </w:rPr>
+        <w:t xml:space="preserve">Galeocerdo cuvier</w:t>
+      </w:r>
+      <w:r>
+        <w:t xml:space="preserve">) density, estimated using underwater visual surveys conducted by divers along transects at each site. Densities were recorded as the number of sharks observed per square kilometer.</w:t>
+      </w:r>
+    </w:p>
+    <w:p>
+      <w:pPr>
         <w:pStyle w:val="Compact"/>
-      </w:pPr>
-      <w:r>
-        <w:t xml:space="preserve">Shark Density: Tiger shark (</w:t>
-      </w:r>
-      <w:r>
-        <w:rPr>
-          <w:iCs/>
-          <w:i/>
-        </w:rPr>
-        <w:t xml:space="preserve">Galeocerdo cuvier</w:t>
-      </w:r>
-      <w:r>
-        <w:t xml:space="preserve">) density, estimated using underwater visual surveys conducted by divers along transects at each site. Densities were recorded as the number of sharks observed per square kilometer.</w:t>
-      </w:r>
-    </w:p>
-    <w:p>
-      <w:pPr>
         <w:numPr>
           <w:ilvl w:val="0"/>
           <w:numId w:val="1002"/>
         </w:numPr>
+      </w:pPr>
+      <w:r>
+        <w:t xml:space="preserve">Reef Complexity: Reef complexity was assessed using a</w:t>
+      </w:r>
+      <w:r>
+        <w:t xml:space="preserve"> </w:t>
+      </w:r>
+      <w:r>
+        <w:t xml:space="preserve">“</w:t>
+      </w:r>
+      <w:r>
+        <w:t xml:space="preserve">standardized structural complexity index</w:t>
+      </w:r>
+      <w:r>
+        <w:t xml:space="preserve">”</w:t>
+      </w:r>
+      <w:r>
+        <w:t xml:space="preserve">, which incorporates how much area is covered by coral,</w:t>
+      </w:r>
+      <w:r>
+        <w:t xml:space="preserve"> </w:t>
+      </w:r>
+      <w:r>
+        <w:t xml:space="preserve">“</w:t>
+      </w:r>
+      <w:r>
+        <w:t xml:space="preserve">rugosity</w:t>
+      </w:r>
+      <w:r>
+        <w:t xml:space="preserve">”</w:t>
+      </w:r>
+      <w:r>
+        <w:t xml:space="preserve"> </w:t>
+      </w:r>
+      <w:r>
+        <w:t xml:space="preserve">(i.e. surface roughness), and habitat diversity. Higher scores represent more structurally complex reefs.</w:t>
+      </w:r>
+    </w:p>
+    <w:p>
+      <w:pPr>
         <w:pStyle w:val="Compact"/>
-      </w:pPr>
-      <w:r>
-        <w:t xml:space="preserve">Reef Complexity: Reef complexity was assessed using a</w:t>
-      </w:r>
-      <w:r>
-        <w:t xml:space="preserve"> </w:t>
-      </w:r>
-      <w:r>
-        <w:t xml:space="preserve">“</w:t>
-      </w:r>
-      <w:r>
-        <w:t xml:space="preserve">standardized structural complexity index</w:t>
-      </w:r>
-      <w:r>
-        <w:t xml:space="preserve">”</w:t>
-      </w:r>
-      <w:r>
-        <w:t xml:space="preserve">, which incorporates how much area is covered by coral,</w:t>
-      </w:r>
-      <w:r>
-        <w:t xml:space="preserve"> </w:t>
-      </w:r>
-      <w:r>
-        <w:t xml:space="preserve">“</w:t>
-      </w:r>
-      <w:r>
-        <w:t xml:space="preserve">rugosity</w:t>
-      </w:r>
-      <w:r>
-        <w:t xml:space="preserve">”</w:t>
-      </w:r>
-      <w:r>
-        <w:t xml:space="preserve"> </w:t>
-      </w:r>
-      <w:r>
-        <w:t xml:space="preserve">(i.e. surface roughness), and habitat diversity. Higher scores represent more structurally complex reefs.</w:t>
-      </w:r>
-    </w:p>
-    <w:p>
-      <w:pPr>
         <w:numPr>
           <w:ilvl w:val="0"/>
           <w:numId w:val="1002"/>
         </w:numPr>
-        <w:pStyle w:val="Compact"/>
       </w:pPr>
       <w:r>
         <w:t xml:space="preserve">Fish Biomass Change: Fish biomass change was measured as the net difference in biomass (kg/m</w:t>
@@ -368,8 +368,8 @@
       </w:r>
       <w:r>
         <w:rPr>
+          <w:i/>
           <w:iCs/>
-          <w:i/>
         </w:rPr>
         <w:t xml:space="preserve">predict</w:t>
       </w:r>
@@ -666,11 +666,11 @@
     </w:p>
     <w:p>
       <w:pPr>
+        <w:pStyle w:val="Compact"/>
         <w:numPr>
           <w:ilvl w:val="0"/>
           <w:numId w:val="1003"/>
         </w:numPr>
-        <w:pStyle w:val="Compact"/>
       </w:pPr>
       <m:oMath>
         <m:sSub>
@@ -695,11 +695,11 @@
     </w:p>
     <w:p>
       <w:pPr>
+        <w:pStyle w:val="Compact"/>
         <w:numPr>
           <w:ilvl w:val="0"/>
           <w:numId w:val="1003"/>
         </w:numPr>
-        <w:pStyle w:val="Compact"/>
       </w:pPr>
       <m:oMath>
         <m:sSub>
@@ -724,11 +724,11 @@
     </w:p>
     <w:p>
       <w:pPr>
+        <w:pStyle w:val="Compact"/>
         <w:numPr>
           <w:ilvl w:val="0"/>
           <w:numId w:val="1003"/>
         </w:numPr>
-        <w:pStyle w:val="Compact"/>
       </w:pPr>
       <m:oMath>
         <m:sSub>
@@ -1052,11 +1052,11 @@
     </w:p>
     <w:p>
       <w:pPr>
+        <w:pStyle w:val="Compact"/>
         <w:numPr>
           <w:ilvl w:val="0"/>
           <w:numId w:val="1004"/>
         </w:numPr>
-        <w:pStyle w:val="Compact"/>
       </w:pPr>
       <w:r>
         <w:t xml:space="preserve">Do any assumptions cause concern?</w:t>
@@ -1202,22 +1202,9 @@
         </w:rPr>
         <w:t xml:space="preserve">(ggeffects)</w:t>
       </w:r>
-    </w:p>
-    <w:p>
-      <w:pPr>
-        <w:pStyle w:val="SourceCode"/>
-      </w:pPr>
-      <w:r>
-        <w:rPr>
-          <w:rStyle w:val="VerbatimChar"/>
-        </w:rPr>
-        <w:t xml:space="preserve">## Warning: package 'ggeffects' was built under R version 4.3.3</w:t>
-      </w:r>
-    </w:p>
-    <w:p>
-      <w:pPr>
-        <w:pStyle w:val="SourceCode"/>
-      </w:pPr>
+      <w:r>
+        <w:br/>
+      </w:r>
       <w:r>
         <w:rPr>
           <w:rStyle w:val="NormalTok"/>
@@ -1375,11 +1362,11 @@
     </w:p>
     <w:p>
       <w:pPr>
+        <w:pStyle w:val="Compact"/>
         <w:numPr>
           <w:ilvl w:val="0"/>
           <w:numId w:val="1006"/>
         </w:numPr>
-        <w:pStyle w:val="Compact"/>
       </w:pPr>
       <w:r>
         <w:t xml:space="preserve">How would you explain the apparent result where sharks cause biomass to</w:t>
@@ -1389,8 +1376,8 @@
       </w:r>
       <w:r>
         <w:rPr>
+          <w:i/>
           <w:iCs/>
-          <w:i/>
         </w:rPr>
         <w:t xml:space="preserve">increase</w:t>
       </w:r>
@@ -1564,7 +1551,7 @@
         <w:pStyle w:val="BodyText"/>
       </w:pPr>
       <w:r>
-        <w:t xml:space="preserve">which is exactly the same as above, except that we have a more condensced version of the code.</w:t>
+        <w:t xml:space="preserve">which is exactly the same as above, except that we have a more condensed undefined ndefinedndef</w:t>
       </w:r>
     </w:p>
     <w:p>
@@ -1586,11 +1573,11 @@
     </w:p>
     <w:p>
       <w:pPr>
+        <w:pStyle w:val="Compact"/>
         <w:numPr>
           <w:ilvl w:val="0"/>
           <w:numId w:val="1007"/>
         </w:numPr>
-        <w:pStyle w:val="Compact"/>
       </w:pPr>
       <w:r>
         <w:t xml:space="preserve">Complete the following equation to include the statistical notation:</w:t>
@@ -1837,7 +1824,7 @@
               <m:e>
                 <m:phant>
                   <m:phantPr>
-                    <m:show m:val="0"/>
+                    <m:show m:val="off"/>
                   </m:phantPr>
                   <m:e>
                     <m:sSub>
@@ -1871,7 +1858,7 @@
                   <m:e>
                     <m:phant>
                       <m:phantPr>
-                        <m:show m:val="0"/>
+                        <m:show m:val="off"/>
                       </m:phantPr>
                       <m:e>
                         <m:r>
@@ -1915,7 +1902,7 @@
                   <m:e>
                     <m:phant>
                       <m:phantPr>
-                        <m:show m:val="0"/>
+                        <m:show m:val="off"/>
                       </m:phantPr>
                       <m:e>
                         <m:r>
@@ -1955,11 +1942,11 @@
     </w:p>
     <w:p>
       <w:pPr>
+        <w:pStyle w:val="Compact"/>
         <w:numPr>
           <w:ilvl w:val="0"/>
           <w:numId w:val="1008"/>
         </w:numPr>
-        <w:pStyle w:val="Compact"/>
       </w:pPr>
       <m:oMath>
         <m:sSub>
@@ -1979,16 +1966,71 @@
         <w:t xml:space="preserve"> </w:t>
       </w:r>
       <w:r>
-        <w:t xml:space="preserve">is the intercept, representing the change in biomass when there are no sharks and reef complexity is zero.</w:t>
-      </w:r>
-    </w:p>
-    <w:p>
-      <w:pPr>
+        <w:t xml:space="preserve">is the intercept, representing the change in biomass when there are no sharks (</w:t>
+      </w:r>
+      <m:oMath>
+        <m:r>
+          <m:t>s</m:t>
+        </m:r>
+        <m:r>
+          <m:t>h</m:t>
+        </m:r>
+        <m:r>
+          <m:t>a</m:t>
+        </m:r>
+        <m:r>
+          <m:t>r</m:t>
+        </m:r>
+        <m:r>
+          <m:t>k</m:t>
+        </m:r>
+        <m:r>
+          <m:rPr>
+            <m:sty m:val="p"/>
+          </m:rPr>
+          <m:t>=</m:t>
+        </m:r>
+        <m:r>
+          <m:t>0</m:t>
+        </m:r>
+      </m:oMath>
+      <w:r>
+        <w:t xml:space="preserve">) and reef complexity is zero (</w:t>
+      </w:r>
+      <m:oMath>
+        <m:r>
+          <m:t>r</m:t>
+        </m:r>
+        <m:r>
+          <m:t>e</m:t>
+        </m:r>
+        <m:r>
+          <m:t>e</m:t>
+        </m:r>
+        <m:r>
+          <m:t>f</m:t>
+        </m:r>
+        <m:r>
+          <m:rPr>
+            <m:sty m:val="p"/>
+          </m:rPr>
+          <m:t>=</m:t>
+        </m:r>
+        <m:r>
+          <m:t>0</m:t>
+        </m:r>
+      </m:oMath>
+      <w:r>
+        <w:t xml:space="preserve">).</w:t>
+      </w:r>
+    </w:p>
+    <w:p>
+      <w:pPr>
+        <w:pStyle w:val="Compact"/>
         <w:numPr>
           <w:ilvl w:val="0"/>
           <w:numId w:val="1008"/>
         </w:numPr>
-        <w:pStyle w:val="Compact"/>
       </w:pPr>
       <m:oMath>
         <m:sSub>
@@ -2008,16 +2050,34 @@
         <w:t xml:space="preserve"> </w:t>
       </w:r>
       <w:r>
-        <w:t xml:space="preserve">is the slope for each additional tiger shark density.</w:t>
-      </w:r>
-    </w:p>
-    <w:p>
-      <w:pPr>
+        <w:t xml:space="preserve">is the</w:t>
+      </w:r>
+      <w:r>
+        <w:t xml:space="preserve"> </w:t>
+      </w:r>
+      <w:r>
+        <w:t xml:space="preserve">“</w:t>
+      </w:r>
+      <w:r>
+        <w:t xml:space="preserve">partial</w:t>
+      </w:r>
+      <w:r>
+        <w:t xml:space="preserve">”</w:t>
+      </w:r>
+      <w:r>
+        <w:t xml:space="preserve"> </w:t>
+      </w:r>
+      <w:r>
+        <w:t xml:space="preserve">slope for each additional tiger shark density (partial because this applies when reef complexity is held constant).</w:t>
+      </w:r>
+    </w:p>
+    <w:p>
+      <w:pPr>
+        <w:pStyle w:val="Compact"/>
         <w:numPr>
           <w:ilvl w:val="0"/>
           <w:numId w:val="1008"/>
         </w:numPr>
-        <w:pStyle w:val="Compact"/>
       </w:pPr>
       <m:oMath>
         <m:sSub>
@@ -2037,16 +2097,34 @@
         <w:t xml:space="preserve"> </w:t>
       </w:r>
       <w:r>
-        <w:t xml:space="preserve">is the slope for each additional reef complexity measure.</w:t>
-      </w:r>
-    </w:p>
-    <w:p>
-      <w:pPr>
+        <w:t xml:space="preserve">is the</w:t>
+      </w:r>
+      <w:r>
+        <w:t xml:space="preserve"> </w:t>
+      </w:r>
+      <w:r>
+        <w:t xml:space="preserve">“</w:t>
+      </w:r>
+      <w:r>
+        <w:t xml:space="preserve">partial</w:t>
+      </w:r>
+      <w:r>
+        <w:t xml:space="preserve">”</w:t>
+      </w:r>
+      <w:r>
+        <w:t xml:space="preserve"> </w:t>
+      </w:r>
+      <w:r>
+        <w:t xml:space="preserve">slope for each additional reef complexity measure (partial because this applies when reef complexity is held constant).</w:t>
+      </w:r>
+    </w:p>
+    <w:p>
+      <w:pPr>
+        <w:pStyle w:val="Compact"/>
         <w:numPr>
           <w:ilvl w:val="0"/>
           <w:numId w:val="1008"/>
         </w:numPr>
-        <w:pStyle w:val="Compact"/>
       </w:pPr>
       <m:oMath>
         <m:sSub>
@@ -2066,7 +2144,7 @@
         <w:t xml:space="preserve"> </w:t>
       </w:r>
       <w:r>
-        <w:t xml:space="preserve">is combined (or interacting) slope for both sharks and reef complexity.</w:t>
+        <w:t xml:space="preserve">is the interaction, in this case the change in the shark slope per one-unit increase in reef complexity (and symmetrically, the change in the reef slope per one-unit increase in shark density).</w:t>
       </w:r>
     </w:p>
     <w:p>
@@ -2660,614 +2738,629 @@
     </w:p>
     <w:p>
       <w:pPr>
+        <w:pStyle w:val="Compact"/>
         <w:numPr>
           <w:ilvl w:val="0"/>
           <w:numId w:val="1011"/>
         </w:numPr>
+      </w:pPr>
+      <w:r>
+        <w:t xml:space="preserve">Shark Density (e.g.,</w:t>
+      </w:r>
+      <w:r>
+        <w:t xml:space="preserve"> </w:t>
+      </w:r>
+      <w:r>
+        <w:rPr>
+          <w:rStyle w:val="VerbatimChar"/>
+        </w:rPr>
+        <w:t xml:space="preserve">shark_density</w:t>
+      </w:r>
+      <w:r>
+        <w:t xml:space="preserve">)</w:t>
+      </w:r>
+    </w:p>
+    <w:p>
+      <w:pPr>
         <w:pStyle w:val="Compact"/>
-      </w:pPr>
-      <w:r>
-        <w:t xml:space="preserve">Shark Density (e.g.,</w:t>
-      </w:r>
-      <w:r>
-        <w:t xml:space="preserve"> </w:t>
-      </w:r>
-      <w:r>
-        <w:rPr>
-          <w:rStyle w:val="VerbatimChar"/>
-        </w:rPr>
-        <w:t xml:space="preserve">shark_density</w:t>
-      </w:r>
-      <w:r>
-        <w:t xml:space="preserve">)</w:t>
-      </w:r>
-    </w:p>
-    <w:p>
-      <w:pPr>
         <w:numPr>
           <w:ilvl w:val="0"/>
           <w:numId w:val="1011"/>
         </w:numPr>
+      </w:pPr>
+      <w:r>
+        <w:t xml:space="preserve">Reef Complexity (e.g.,</w:t>
+      </w:r>
+      <w:r>
+        <w:t xml:space="preserve"> </w:t>
+      </w:r>
+      <w:r>
+        <w:rPr>
+          <w:rStyle w:val="VerbatimChar"/>
+        </w:rPr>
+        <w:t xml:space="preserve">reef_complexity</w:t>
+      </w:r>
+      <w:r>
+        <w:t xml:space="preserve">)</w:t>
+      </w:r>
+    </w:p>
+    <w:p>
+      <w:pPr>
+        <w:pStyle w:val="FirstParagraph"/>
+      </w:pPr>
+      <w:r>
+        <w:t xml:space="preserve">We want to visualise how the interaction between these two variables affects a response, such as biomass change. To do this, you need to create a dataset with all combinations of values for these predictors.</w:t>
+      </w:r>
+    </w:p>
+    <w:p>
+      <w:pPr>
+        <w:pStyle w:val="BodyText"/>
+      </w:pPr>
+      <w:r>
+        <w:t xml:space="preserve">Here’s how</w:t>
+      </w:r>
+      <w:r>
+        <w:t xml:space="preserve"> </w:t>
+      </w:r>
+      <w:r>
+        <w:rPr>
+          <w:rStyle w:val="VerbatimChar"/>
+        </w:rPr>
+        <w:t xml:space="preserve">expand.grid()</w:t>
+      </w:r>
+      <w:r>
+        <w:t xml:space="preserve"> </w:t>
+      </w:r>
+      <w:r>
+        <w:t xml:space="preserve">helps:</w:t>
+      </w:r>
+    </w:p>
+    <w:p>
+      <w:pPr>
         <w:pStyle w:val="Compact"/>
-      </w:pPr>
-      <w:r>
-        <w:t xml:space="preserve">Reef Complexity (e.g.,</w:t>
-      </w:r>
-      <w:r>
-        <w:t xml:space="preserve"> </w:t>
-      </w:r>
-      <w:r>
-        <w:rPr>
-          <w:rStyle w:val="VerbatimChar"/>
-        </w:rPr>
-        <w:t xml:space="preserve">reef_complexity</w:t>
-      </w:r>
-      <w:r>
-        <w:t xml:space="preserve">)</w:t>
-      </w:r>
-    </w:p>
-    <w:p>
-      <w:pPr>
-        <w:pStyle w:val="FirstParagraph"/>
-      </w:pPr>
-      <w:r>
-        <w:t xml:space="preserve">We want to visualise how the interaction between these two variables affects a response, such as biomass change. To do this, you need to create a dataset with all combinations of values for these predictors.</w:t>
-      </w:r>
-    </w:p>
-    <w:p>
-      <w:pPr>
-        <w:pStyle w:val="BodyText"/>
-      </w:pPr>
-      <w:r>
-        <w:t xml:space="preserve">Here’s how</w:t>
-      </w:r>
-      <w:r>
-        <w:t xml:space="preserve"> </w:t>
-      </w:r>
-      <w:r>
-        <w:rPr>
-          <w:rStyle w:val="VerbatimChar"/>
-        </w:rPr>
-        <w:t xml:space="preserve">expand.grid()</w:t>
-      </w:r>
-      <w:r>
-        <w:t xml:space="preserve"> </w:t>
-      </w:r>
-      <w:r>
-        <w:t xml:space="preserve">helps:</w:t>
-      </w:r>
-    </w:p>
-    <w:p>
-      <w:pPr>
         <w:numPr>
           <w:ilvl w:val="0"/>
           <w:numId w:val="1012"/>
         </w:numPr>
+      </w:pPr>
+      <w:r>
+        <w:rPr>
+          <w:i/>
+          <w:iCs/>
+        </w:rPr>
+        <w:t xml:space="preserve">Create Sequences of Values</w:t>
+      </w:r>
+      <w:r>
+        <w:t xml:space="preserve">: First, define the range of values for each predictor. For example, a sensible range for shark density would be from the minimum shark density to the maximum. And the same for reef complexities. You can use the</w:t>
+      </w:r>
+      <w:r>
+        <w:t xml:space="preserve"> </w:t>
+      </w:r>
+      <w:r>
+        <w:rPr>
+          <w:rStyle w:val="VerbatimChar"/>
+        </w:rPr>
+        <w:t xml:space="preserve">seq()</w:t>
+      </w:r>
+      <w:r>
+        <w:t xml:space="preserve"> </w:t>
+      </w:r>
+      <w:r>
+        <w:t xml:space="preserve">function to generate these sequences. By using</w:t>
+      </w:r>
+      <w:r>
+        <w:t xml:space="preserve"> </w:t>
+      </w:r>
+      <w:r>
+        <w:rPr>
+          <w:rStyle w:val="VerbatimChar"/>
+        </w:rPr>
+        <w:t xml:space="preserve">length.out =</w:t>
+      </w:r>
+      <w:r>
+        <w:t xml:space="preserve"> </w:t>
+      </w:r>
+      <w:r>
+        <w:t xml:space="preserve">we can say how many values we want the sequence to produce.</w:t>
+      </w:r>
+    </w:p>
+    <w:p>
+      <w:pPr>
+        <w:pStyle w:val="SourceCode"/>
+      </w:pPr>
+      <w:r>
+        <w:rPr>
+          <w:rStyle w:val="NormalTok"/>
+        </w:rPr>
+        <w:t xml:space="preserve">shark_density_seq </w:t>
+      </w:r>
+      <w:r>
+        <w:rPr>
+          <w:rStyle w:val="OtherTok"/>
+        </w:rPr>
+        <w:t xml:space="preserve">&lt;-</w:t>
+      </w:r>
+      <w:r>
+        <w:rPr>
+          <w:rStyle w:val="NormalTok"/>
+        </w:rPr>
+        <w:t xml:space="preserve"> </w:t>
+      </w:r>
+      <w:r>
+        <w:rPr>
+          <w:rStyle w:val="FunctionTok"/>
+        </w:rPr>
+        <w:t xml:space="preserve">seq</w:t>
+      </w:r>
+      <w:r>
+        <w:rPr>
+          <w:rStyle w:val="NormalTok"/>
+        </w:rPr>
+        <w:t xml:space="preserve">(</w:t>
+      </w:r>
+      <w:r>
+        <w:rPr>
+          <w:rStyle w:val="AttributeTok"/>
+        </w:rPr>
+        <w:t xml:space="preserve">from =</w:t>
+      </w:r>
+      <w:r>
+        <w:rPr>
+          <w:rStyle w:val="NormalTok"/>
+        </w:rPr>
+        <w:t xml:space="preserve"> </w:t>
+      </w:r>
+      <w:r>
+        <w:rPr>
+          <w:rStyle w:val="FunctionTok"/>
+        </w:rPr>
+        <w:t xml:space="preserve">min</w:t>
+      </w:r>
+      <w:r>
+        <w:rPr>
+          <w:rStyle w:val="NormalTok"/>
+        </w:rPr>
+        <w:t xml:space="preserve">(reef</w:t>
+      </w:r>
+      <w:r>
+        <w:rPr>
+          <w:rStyle w:val="SpecialCharTok"/>
+        </w:rPr>
+        <w:t xml:space="preserve">$</w:t>
+      </w:r>
+      <w:r>
+        <w:rPr>
+          <w:rStyle w:val="NormalTok"/>
+        </w:rPr>
+        <w:t xml:space="preserve">shark_density), </w:t>
+      </w:r>
+      <w:r>
+        <w:br/>
+      </w:r>
+      <w:r>
+        <w:rPr>
+          <w:rStyle w:val="NormalTok"/>
+        </w:rPr>
+        <w:t xml:space="preserve">                         </w:t>
+      </w:r>
+      <w:r>
+        <w:rPr>
+          <w:rStyle w:val="AttributeTok"/>
+        </w:rPr>
+        <w:t xml:space="preserve">to =</w:t>
+      </w:r>
+      <w:r>
+        <w:rPr>
+          <w:rStyle w:val="NormalTok"/>
+        </w:rPr>
+        <w:t xml:space="preserve"> </w:t>
+      </w:r>
+      <w:r>
+        <w:rPr>
+          <w:rStyle w:val="FunctionTok"/>
+        </w:rPr>
+        <w:t xml:space="preserve">max</w:t>
+      </w:r>
+      <w:r>
+        <w:rPr>
+          <w:rStyle w:val="NormalTok"/>
+        </w:rPr>
+        <w:t xml:space="preserve">(reef</w:t>
+      </w:r>
+      <w:r>
+        <w:rPr>
+          <w:rStyle w:val="SpecialCharTok"/>
+        </w:rPr>
+        <w:t xml:space="preserve">$</w:t>
+      </w:r>
+      <w:r>
+        <w:rPr>
+          <w:rStyle w:val="NormalTok"/>
+        </w:rPr>
+        <w:t xml:space="preserve">shark_density), </w:t>
+      </w:r>
+      <w:r>
+        <w:br/>
+      </w:r>
+      <w:r>
+        <w:rPr>
+          <w:rStyle w:val="NormalTok"/>
+        </w:rPr>
+        <w:t xml:space="preserve">                         </w:t>
+      </w:r>
+      <w:r>
+        <w:rPr>
+          <w:rStyle w:val="AttributeTok"/>
+        </w:rPr>
+        <w:t xml:space="preserve">length.out =</w:t>
+      </w:r>
+      <w:r>
+        <w:rPr>
+          <w:rStyle w:val="NormalTok"/>
+        </w:rPr>
+        <w:t xml:space="preserve"> </w:t>
+      </w:r>
+      <w:r>
+        <w:rPr>
+          <w:rStyle w:val="DecValTok"/>
+        </w:rPr>
+        <w:t xml:space="preserve">20</w:t>
+      </w:r>
+      <w:r>
+        <w:rPr>
+          <w:rStyle w:val="NormalTok"/>
+        </w:rPr>
+        <w:t xml:space="preserve">)</w:t>
+      </w:r>
+      <w:r>
+        <w:br/>
+      </w:r>
+      <w:r>
+        <w:rPr>
+          <w:rStyle w:val="NormalTok"/>
+        </w:rPr>
+        <w:t xml:space="preserve">reef_complexity_seq </w:t>
+      </w:r>
+      <w:r>
+        <w:rPr>
+          <w:rStyle w:val="OtherTok"/>
+        </w:rPr>
+        <w:t xml:space="preserve">&lt;-</w:t>
+      </w:r>
+      <w:r>
+        <w:rPr>
+          <w:rStyle w:val="NormalTok"/>
+        </w:rPr>
+        <w:t xml:space="preserve"> </w:t>
+      </w:r>
+      <w:r>
+        <w:rPr>
+          <w:rStyle w:val="FunctionTok"/>
+        </w:rPr>
+        <w:t xml:space="preserve">seq</w:t>
+      </w:r>
+      <w:r>
+        <w:rPr>
+          <w:rStyle w:val="NormalTok"/>
+        </w:rPr>
+        <w:t xml:space="preserve">(</w:t>
+      </w:r>
+      <w:r>
+        <w:rPr>
+          <w:rStyle w:val="AttributeTok"/>
+        </w:rPr>
+        <w:t xml:space="preserve">from =</w:t>
+      </w:r>
+      <w:r>
+        <w:rPr>
+          <w:rStyle w:val="NormalTok"/>
+        </w:rPr>
+        <w:t xml:space="preserve"> </w:t>
+      </w:r>
+      <w:r>
+        <w:rPr>
+          <w:rStyle w:val="FunctionTok"/>
+        </w:rPr>
+        <w:t xml:space="preserve">min</w:t>
+      </w:r>
+      <w:r>
+        <w:rPr>
+          <w:rStyle w:val="NormalTok"/>
+        </w:rPr>
+        <w:t xml:space="preserve">(reef</w:t>
+      </w:r>
+      <w:r>
+        <w:rPr>
+          <w:rStyle w:val="SpecialCharTok"/>
+        </w:rPr>
+        <w:t xml:space="preserve">$</w:t>
+      </w:r>
+      <w:r>
+        <w:rPr>
+          <w:rStyle w:val="NormalTok"/>
+        </w:rPr>
+        <w:t xml:space="preserve">reef_complexity), </w:t>
+      </w:r>
+      <w:r>
+        <w:br/>
+      </w:r>
+      <w:r>
+        <w:rPr>
+          <w:rStyle w:val="NormalTok"/>
+        </w:rPr>
+        <w:t xml:space="preserve">                         </w:t>
+      </w:r>
+      <w:r>
+        <w:rPr>
+          <w:rStyle w:val="AttributeTok"/>
+        </w:rPr>
+        <w:t xml:space="preserve">to =</w:t>
+      </w:r>
+      <w:r>
+        <w:rPr>
+          <w:rStyle w:val="NormalTok"/>
+        </w:rPr>
+        <w:t xml:space="preserve"> </w:t>
+      </w:r>
+      <w:r>
+        <w:rPr>
+          <w:rStyle w:val="FunctionTok"/>
+        </w:rPr>
+        <w:t xml:space="preserve">max</w:t>
+      </w:r>
+      <w:r>
+        <w:rPr>
+          <w:rStyle w:val="NormalTok"/>
+        </w:rPr>
+        <w:t xml:space="preserve">(reef</w:t>
+      </w:r>
+      <w:r>
+        <w:rPr>
+          <w:rStyle w:val="SpecialCharTok"/>
+        </w:rPr>
+        <w:t xml:space="preserve">$</w:t>
+      </w:r>
+      <w:r>
+        <w:rPr>
+          <w:rStyle w:val="NormalTok"/>
+        </w:rPr>
+        <w:t xml:space="preserve">reef_complexity), </w:t>
+      </w:r>
+      <w:r>
+        <w:br/>
+      </w:r>
+      <w:r>
+        <w:rPr>
+          <w:rStyle w:val="NormalTok"/>
+        </w:rPr>
+        <w:t xml:space="preserve">                         </w:t>
+      </w:r>
+      <w:r>
+        <w:rPr>
+          <w:rStyle w:val="AttributeTok"/>
+        </w:rPr>
+        <w:t xml:space="preserve">length.out =</w:t>
+      </w:r>
+      <w:r>
+        <w:rPr>
+          <w:rStyle w:val="NormalTok"/>
+        </w:rPr>
+        <w:t xml:space="preserve"> </w:t>
+      </w:r>
+      <w:r>
+        <w:rPr>
+          <w:rStyle w:val="DecValTok"/>
+        </w:rPr>
+        <w:t xml:space="preserve">20</w:t>
+      </w:r>
+      <w:r>
+        <w:rPr>
+          <w:rStyle w:val="NormalTok"/>
+        </w:rPr>
+        <w:t xml:space="preserve">)</w:t>
+      </w:r>
+    </w:p>
+    <w:p>
+      <w:pPr>
         <w:pStyle w:val="Compact"/>
-      </w:pPr>
-      <w:r>
-        <w:rPr>
-          <w:iCs/>
-          <w:i/>
-        </w:rPr>
-        <w:t xml:space="preserve">Create Sequences of Values</w:t>
-      </w:r>
-      <w:r>
-        <w:t xml:space="preserve">: First, define the range of values for each predictor. For example, a sensible range for shark density would be from the minimum shark density to the maximum. And the same for reef complexities. You can use the</w:t>
-      </w:r>
-      <w:r>
-        <w:t xml:space="preserve"> </w:t>
-      </w:r>
-      <w:r>
-        <w:rPr>
-          <w:rStyle w:val="VerbatimChar"/>
-        </w:rPr>
-        <w:t xml:space="preserve">seq()</w:t>
-      </w:r>
-      <w:r>
-        <w:t xml:space="preserve"> </w:t>
-      </w:r>
-      <w:r>
-        <w:t xml:space="preserve">function to generate these sequences.</w:t>
-      </w:r>
-    </w:p>
-    <w:p>
-      <w:pPr>
-        <w:pStyle w:val="SourceCode"/>
-      </w:pPr>
-      <w:r>
-        <w:rPr>
-          <w:rStyle w:val="NormalTok"/>
-        </w:rPr>
-        <w:t xml:space="preserve">shark_density_seq </w:t>
-      </w:r>
-      <w:r>
-        <w:rPr>
-          <w:rStyle w:val="OtherTok"/>
-        </w:rPr>
-        <w:t xml:space="preserve">&lt;-</w:t>
-      </w:r>
-      <w:r>
-        <w:rPr>
-          <w:rStyle w:val="NormalTok"/>
-        </w:rPr>
-        <w:t xml:space="preserve"> </w:t>
-      </w:r>
-      <w:r>
-        <w:rPr>
-          <w:rStyle w:val="FunctionTok"/>
-        </w:rPr>
-        <w:t xml:space="preserve">seq</w:t>
-      </w:r>
-      <w:r>
-        <w:rPr>
-          <w:rStyle w:val="NormalTok"/>
-        </w:rPr>
-        <w:t xml:space="preserve">(</w:t>
-      </w:r>
-      <w:r>
-        <w:rPr>
-          <w:rStyle w:val="AttributeTok"/>
-        </w:rPr>
-        <w:t xml:space="preserve">from =</w:t>
-      </w:r>
-      <w:r>
-        <w:rPr>
-          <w:rStyle w:val="NormalTok"/>
-        </w:rPr>
-        <w:t xml:space="preserve"> </w:t>
-      </w:r>
-      <w:r>
-        <w:rPr>
-          <w:rStyle w:val="FunctionTok"/>
-        </w:rPr>
-        <w:t xml:space="preserve">min</w:t>
-      </w:r>
-      <w:r>
-        <w:rPr>
-          <w:rStyle w:val="NormalTok"/>
-        </w:rPr>
-        <w:t xml:space="preserve">(reef</w:t>
-      </w:r>
-      <w:r>
-        <w:rPr>
-          <w:rStyle w:val="SpecialCharTok"/>
-        </w:rPr>
-        <w:t xml:space="preserve">$</w:t>
-      </w:r>
-      <w:r>
-        <w:rPr>
-          <w:rStyle w:val="NormalTok"/>
-        </w:rPr>
-        <w:t xml:space="preserve">shark_density), </w:t>
-      </w:r>
-      <w:r>
-        <w:br/>
-      </w:r>
-      <w:r>
-        <w:rPr>
-          <w:rStyle w:val="NormalTok"/>
-        </w:rPr>
-        <w:t xml:space="preserve">                         </w:t>
-      </w:r>
-      <w:r>
-        <w:rPr>
-          <w:rStyle w:val="AttributeTok"/>
-        </w:rPr>
-        <w:t xml:space="preserve">to =</w:t>
-      </w:r>
-      <w:r>
-        <w:rPr>
-          <w:rStyle w:val="NormalTok"/>
-        </w:rPr>
-        <w:t xml:space="preserve"> </w:t>
-      </w:r>
-      <w:r>
-        <w:rPr>
-          <w:rStyle w:val="FunctionTok"/>
-        </w:rPr>
-        <w:t xml:space="preserve">max</w:t>
-      </w:r>
-      <w:r>
-        <w:rPr>
-          <w:rStyle w:val="NormalTok"/>
-        </w:rPr>
-        <w:t xml:space="preserve">(reef</w:t>
-      </w:r>
-      <w:r>
-        <w:rPr>
-          <w:rStyle w:val="SpecialCharTok"/>
-        </w:rPr>
-        <w:t xml:space="preserve">$</w:t>
-      </w:r>
-      <w:r>
-        <w:rPr>
-          <w:rStyle w:val="NormalTok"/>
-        </w:rPr>
-        <w:t xml:space="preserve">shark_density), </w:t>
-      </w:r>
-      <w:r>
-        <w:br/>
-      </w:r>
-      <w:r>
-        <w:rPr>
-          <w:rStyle w:val="NormalTok"/>
-        </w:rPr>
-        <w:t xml:space="preserve">                         </w:t>
-      </w:r>
-      <w:r>
-        <w:rPr>
-          <w:rStyle w:val="AttributeTok"/>
-        </w:rPr>
-        <w:t xml:space="preserve">by =</w:t>
-      </w:r>
-      <w:r>
-        <w:rPr>
-          <w:rStyle w:val="NormalTok"/>
-        </w:rPr>
-        <w:t xml:space="preserve"> </w:t>
-      </w:r>
-      <w:r>
-        <w:rPr>
-          <w:rStyle w:val="DecValTok"/>
-        </w:rPr>
-        <w:t xml:space="preserve">1</w:t>
-      </w:r>
-      <w:r>
-        <w:rPr>
-          <w:rStyle w:val="NormalTok"/>
-        </w:rPr>
-        <w:t xml:space="preserve">)</w:t>
-      </w:r>
-      <w:r>
-        <w:br/>
-      </w:r>
-      <w:r>
-        <w:rPr>
-          <w:rStyle w:val="NormalTok"/>
-        </w:rPr>
-        <w:t xml:space="preserve">reef_complexity_seq </w:t>
-      </w:r>
-      <w:r>
-        <w:rPr>
-          <w:rStyle w:val="OtherTok"/>
-        </w:rPr>
-        <w:t xml:space="preserve">&lt;-</w:t>
-      </w:r>
-      <w:r>
-        <w:rPr>
-          <w:rStyle w:val="NormalTok"/>
-        </w:rPr>
-        <w:t xml:space="preserve"> </w:t>
-      </w:r>
-      <w:r>
-        <w:rPr>
-          <w:rStyle w:val="FunctionTok"/>
-        </w:rPr>
-        <w:t xml:space="preserve">seq</w:t>
-      </w:r>
-      <w:r>
-        <w:rPr>
-          <w:rStyle w:val="NormalTok"/>
-        </w:rPr>
-        <w:t xml:space="preserve">(</w:t>
-      </w:r>
-      <w:r>
-        <w:rPr>
-          <w:rStyle w:val="AttributeTok"/>
-        </w:rPr>
-        <w:t xml:space="preserve">from =</w:t>
-      </w:r>
-      <w:r>
-        <w:rPr>
-          <w:rStyle w:val="NormalTok"/>
-        </w:rPr>
-        <w:t xml:space="preserve"> </w:t>
-      </w:r>
-      <w:r>
-        <w:rPr>
-          <w:rStyle w:val="FunctionTok"/>
-        </w:rPr>
-        <w:t xml:space="preserve">min</w:t>
-      </w:r>
-      <w:r>
-        <w:rPr>
-          <w:rStyle w:val="NormalTok"/>
-        </w:rPr>
-        <w:t xml:space="preserve">(reef</w:t>
-      </w:r>
-      <w:r>
-        <w:rPr>
-          <w:rStyle w:val="SpecialCharTok"/>
-        </w:rPr>
-        <w:t xml:space="preserve">$</w:t>
-      </w:r>
-      <w:r>
-        <w:rPr>
-          <w:rStyle w:val="NormalTok"/>
-        </w:rPr>
-        <w:t xml:space="preserve">reef_complexity), </w:t>
-      </w:r>
-      <w:r>
-        <w:br/>
-      </w:r>
-      <w:r>
-        <w:rPr>
-          <w:rStyle w:val="NormalTok"/>
-        </w:rPr>
-        <w:t xml:space="preserve">                         </w:t>
-      </w:r>
-      <w:r>
-        <w:rPr>
-          <w:rStyle w:val="AttributeTok"/>
-        </w:rPr>
-        <w:t xml:space="preserve">to =</w:t>
-      </w:r>
-      <w:r>
-        <w:rPr>
-          <w:rStyle w:val="NormalTok"/>
-        </w:rPr>
-        <w:t xml:space="preserve"> </w:t>
-      </w:r>
-      <w:r>
-        <w:rPr>
-          <w:rStyle w:val="FunctionTok"/>
-        </w:rPr>
-        <w:t xml:space="preserve">max</w:t>
-      </w:r>
-      <w:r>
-        <w:rPr>
-          <w:rStyle w:val="NormalTok"/>
-        </w:rPr>
-        <w:t xml:space="preserve">(reef</w:t>
-      </w:r>
-      <w:r>
-        <w:rPr>
-          <w:rStyle w:val="SpecialCharTok"/>
-        </w:rPr>
-        <w:t xml:space="preserve">$</w:t>
-      </w:r>
-      <w:r>
-        <w:rPr>
-          <w:rStyle w:val="NormalTok"/>
-        </w:rPr>
-        <w:t xml:space="preserve">reef_complexity), </w:t>
-      </w:r>
-      <w:r>
-        <w:br/>
-      </w:r>
-      <w:r>
-        <w:rPr>
-          <w:rStyle w:val="NormalTok"/>
-        </w:rPr>
-        <w:t xml:space="preserve">                         </w:t>
-      </w:r>
-      <w:r>
-        <w:rPr>
-          <w:rStyle w:val="AttributeTok"/>
-        </w:rPr>
-        <w:t xml:space="preserve">by =</w:t>
-      </w:r>
-      <w:r>
-        <w:rPr>
-          <w:rStyle w:val="NormalTok"/>
-        </w:rPr>
-        <w:t xml:space="preserve"> </w:t>
-      </w:r>
-      <w:r>
-        <w:rPr>
-          <w:rStyle w:val="DecValTok"/>
-        </w:rPr>
-        <w:t xml:space="preserve">1</w:t>
-      </w:r>
-      <w:r>
-        <w:rPr>
-          <w:rStyle w:val="NormalTok"/>
-        </w:rPr>
-        <w:t xml:space="preserve">)</w:t>
-      </w:r>
-    </w:p>
-    <w:p>
-      <w:pPr>
         <w:numPr>
           <w:ilvl w:val="0"/>
           <w:numId w:val="1013"/>
         </w:numPr>
+      </w:pPr>
+      <w:r>
+        <w:rPr>
+          <w:i/>
+          <w:iCs/>
+        </w:rPr>
+        <w:t xml:space="preserve">Generate Combinations</w:t>
+      </w:r>
+      <w:r>
+        <w:t xml:space="preserve">: Use</w:t>
+      </w:r>
+      <w:r>
+        <w:t xml:space="preserve"> </w:t>
+      </w:r>
+      <w:r>
+        <w:rPr>
+          <w:rStyle w:val="VerbatimChar"/>
+        </w:rPr>
+        <w:t xml:space="preserve">expand.grid()</w:t>
+      </w:r>
+      <w:r>
+        <w:t xml:space="preserve"> </w:t>
+      </w:r>
+      <w:r>
+        <w:t xml:space="preserve">to create a data frame that contains every possible combination of these sequences. Note that it’s important that your variables are named the same as in the original dataset.</w:t>
+      </w:r>
+    </w:p>
+    <w:p>
+      <w:pPr>
+        <w:pStyle w:val="SourceCode"/>
+      </w:pPr>
+      <w:r>
+        <w:rPr>
+          <w:rStyle w:val="NormalTok"/>
+        </w:rPr>
+        <w:t xml:space="preserve">fake </w:t>
+      </w:r>
+      <w:r>
+        <w:rPr>
+          <w:rStyle w:val="OtherTok"/>
+        </w:rPr>
+        <w:t xml:space="preserve">&lt;-</w:t>
+      </w:r>
+      <w:r>
+        <w:rPr>
+          <w:rStyle w:val="NormalTok"/>
+        </w:rPr>
+        <w:t xml:space="preserve"> </w:t>
+      </w:r>
+      <w:r>
+        <w:rPr>
+          <w:rStyle w:val="FunctionTok"/>
+        </w:rPr>
+        <w:t xml:space="preserve">expand.grid</w:t>
+      </w:r>
+      <w:r>
+        <w:rPr>
+          <w:rStyle w:val="NormalTok"/>
+        </w:rPr>
+        <w:t xml:space="preserve">(</w:t>
+      </w:r>
+      <w:r>
+        <w:br/>
+      </w:r>
+      <w:r>
+        <w:rPr>
+          <w:rStyle w:val="NormalTok"/>
+        </w:rPr>
+        <w:t xml:space="preserve">  </w:t>
+      </w:r>
+      <w:r>
+        <w:rPr>
+          <w:rStyle w:val="AttributeTok"/>
+        </w:rPr>
+        <w:t xml:space="preserve">shark_density =</w:t>
+      </w:r>
+      <w:r>
+        <w:rPr>
+          <w:rStyle w:val="NormalTok"/>
+        </w:rPr>
+        <w:t xml:space="preserve"> shark_density_seq,</w:t>
+      </w:r>
+      <w:r>
+        <w:br/>
+      </w:r>
+      <w:r>
+        <w:rPr>
+          <w:rStyle w:val="NormalTok"/>
+        </w:rPr>
+        <w:t xml:space="preserve">  </w:t>
+      </w:r>
+      <w:r>
+        <w:rPr>
+          <w:rStyle w:val="AttributeTok"/>
+        </w:rPr>
+        <w:t xml:space="preserve">reef_complexity =</w:t>
+      </w:r>
+      <w:r>
+        <w:rPr>
+          <w:rStyle w:val="NormalTok"/>
+        </w:rPr>
+        <w:t xml:space="preserve"> reef_complexity_seq</w:t>
+      </w:r>
+      <w:r>
+        <w:br/>
+      </w:r>
+      <w:r>
+        <w:rPr>
+          <w:rStyle w:val="NormalTok"/>
+        </w:rPr>
+        <w:t xml:space="preserve">)</w:t>
+      </w:r>
+    </w:p>
+    <w:p>
+      <w:pPr>
+        <w:pStyle w:val="FirstParagraph"/>
+      </w:pPr>
+      <w:r>
+        <w:t xml:space="preserve">In this example:</w:t>
+      </w:r>
+    </w:p>
+    <w:p>
+      <w:pPr>
         <w:pStyle w:val="Compact"/>
-      </w:pPr>
-      <w:r>
-        <w:rPr>
-          <w:iCs/>
-          <w:i/>
-        </w:rPr>
-        <w:t xml:space="preserve">Generate Combinations</w:t>
-      </w:r>
-      <w:r>
-        <w:t xml:space="preserve">: Use</w:t>
-      </w:r>
-      <w:r>
-        <w:t xml:space="preserve"> </w:t>
-      </w:r>
-      <w:r>
-        <w:rPr>
-          <w:rStyle w:val="VerbatimChar"/>
-        </w:rPr>
-        <w:t xml:space="preserve">expand.grid()</w:t>
-      </w:r>
-      <w:r>
-        <w:t xml:space="preserve"> </w:t>
-      </w:r>
-      <w:r>
-        <w:t xml:space="preserve">to create a data frame that contains every possible combination of these sequences. Note that it’s important that your variables are named the same as in the original dataset.</w:t>
-      </w:r>
-    </w:p>
-    <w:p>
-      <w:pPr>
-        <w:pStyle w:val="SourceCode"/>
-      </w:pPr>
-      <w:r>
-        <w:rPr>
-          <w:rStyle w:val="NormalTok"/>
-        </w:rPr>
-        <w:t xml:space="preserve">fake </w:t>
-      </w:r>
-      <w:r>
-        <w:rPr>
-          <w:rStyle w:val="OtherTok"/>
-        </w:rPr>
-        <w:t xml:space="preserve">&lt;-</w:t>
-      </w:r>
-      <w:r>
-        <w:rPr>
-          <w:rStyle w:val="NormalTok"/>
-        </w:rPr>
-        <w:t xml:space="preserve"> </w:t>
-      </w:r>
-      <w:r>
-        <w:rPr>
-          <w:rStyle w:val="FunctionTok"/>
-        </w:rPr>
-        <w:t xml:space="preserve">expand.grid</w:t>
-      </w:r>
-      <w:r>
-        <w:rPr>
-          <w:rStyle w:val="NormalTok"/>
-        </w:rPr>
-        <w:t xml:space="preserve">(</w:t>
-      </w:r>
-      <w:r>
-        <w:br/>
-      </w:r>
-      <w:r>
-        <w:rPr>
-          <w:rStyle w:val="NormalTok"/>
-        </w:rPr>
-        <w:t xml:space="preserve">  </w:t>
-      </w:r>
-      <w:r>
-        <w:rPr>
-          <w:rStyle w:val="AttributeTok"/>
-        </w:rPr>
-        <w:t xml:space="preserve">shark_density =</w:t>
-      </w:r>
-      <w:r>
-        <w:rPr>
-          <w:rStyle w:val="NormalTok"/>
-        </w:rPr>
-        <w:t xml:space="preserve"> shark_density_seq,</w:t>
-      </w:r>
-      <w:r>
-        <w:br/>
-      </w:r>
-      <w:r>
-        <w:rPr>
-          <w:rStyle w:val="NormalTok"/>
-        </w:rPr>
-        <w:t xml:space="preserve">  </w:t>
-      </w:r>
-      <w:r>
-        <w:rPr>
-          <w:rStyle w:val="AttributeTok"/>
-        </w:rPr>
-        <w:t xml:space="preserve">reef_complexity =</w:t>
-      </w:r>
-      <w:r>
-        <w:rPr>
-          <w:rStyle w:val="NormalTok"/>
-        </w:rPr>
-        <w:t xml:space="preserve"> reef_complexity_seq</w:t>
-      </w:r>
-      <w:r>
-        <w:br/>
-      </w:r>
-      <w:r>
-        <w:rPr>
-          <w:rStyle w:val="NormalTok"/>
-        </w:rPr>
-        <w:t xml:space="preserve">)</w:t>
-      </w:r>
-    </w:p>
-    <w:p>
-      <w:pPr>
-        <w:pStyle w:val="FirstParagraph"/>
-      </w:pPr>
-      <w:r>
-        <w:t xml:space="preserve">In this example:</w:t>
-      </w:r>
-    </w:p>
-    <w:p>
-      <w:pPr>
         <w:numPr>
           <w:ilvl w:val="0"/>
           <w:numId w:val="1014"/>
         </w:numPr>
+      </w:pPr>
+      <w:r>
+        <w:rPr>
+          <w:rStyle w:val="VerbatimChar"/>
+        </w:rPr>
+        <w:t xml:space="preserve">shark_density</w:t>
+      </w:r>
+      <w:r>
+        <w:t xml:space="preserve"> </w:t>
+      </w:r>
+      <w:r>
+        <w:t xml:space="preserve">takes on each value from</w:t>
+      </w:r>
+      <w:r>
+        <w:t xml:space="preserve"> </w:t>
+      </w:r>
+      <w:r>
+        <w:rPr>
+          <w:rStyle w:val="VerbatimChar"/>
+        </w:rPr>
+        <w:t xml:space="preserve">shark_density_seq</w:t>
+      </w:r>
+      <w:r>
+        <w:t xml:space="preserve">.</w:t>
+      </w:r>
+    </w:p>
+    <w:p>
+      <w:pPr>
         <w:pStyle w:val="Compact"/>
-      </w:pPr>
-      <w:r>
-        <w:rPr>
-          <w:rStyle w:val="VerbatimChar"/>
-        </w:rPr>
-        <w:t xml:space="preserve">shark_density</w:t>
-      </w:r>
-      <w:r>
-        <w:t xml:space="preserve"> </w:t>
-      </w:r>
-      <w:r>
-        <w:t xml:space="preserve">takes on each value from</w:t>
-      </w:r>
-      <w:r>
-        <w:t xml:space="preserve"> </w:t>
-      </w:r>
-      <w:r>
-        <w:rPr>
-          <w:rStyle w:val="VerbatimChar"/>
-        </w:rPr>
-        <w:t xml:space="preserve">shark_density_seq</w:t>
-      </w:r>
-      <w:r>
-        <w:t xml:space="preserve">.</w:t>
-      </w:r>
-    </w:p>
-    <w:p>
-      <w:pPr>
         <w:numPr>
           <w:ilvl w:val="0"/>
           <w:numId w:val="1014"/>
         </w:numPr>
+      </w:pPr>
+      <w:r>
+        <w:rPr>
+          <w:rStyle w:val="VerbatimChar"/>
+        </w:rPr>
+        <w:t xml:space="preserve">reef_complexity</w:t>
+      </w:r>
+      <w:r>
+        <w:t xml:space="preserve"> </w:t>
+      </w:r>
+      <w:r>
+        <w:t xml:space="preserve">takes on each value from</w:t>
+      </w:r>
+      <w:r>
+        <w:t xml:space="preserve"> </w:t>
+      </w:r>
+      <w:r>
+        <w:rPr>
+          <w:rStyle w:val="VerbatimChar"/>
+        </w:rPr>
+        <w:t xml:space="preserve">reef_complexity_seq</w:t>
+      </w:r>
+      <w:r>
+        <w:t xml:space="preserve">.</w:t>
+      </w:r>
+    </w:p>
+    <w:p>
+      <w:pPr>
         <w:pStyle w:val="Compact"/>
-      </w:pPr>
-      <w:r>
-        <w:rPr>
-          <w:rStyle w:val="VerbatimChar"/>
-        </w:rPr>
-        <w:t xml:space="preserve">reef_complexity</w:t>
-      </w:r>
-      <w:r>
-        <w:t xml:space="preserve"> </w:t>
-      </w:r>
-      <w:r>
-        <w:t xml:space="preserve">takes on each value from</w:t>
-      </w:r>
-      <w:r>
-        <w:t xml:space="preserve"> </w:t>
-      </w:r>
-      <w:r>
-        <w:rPr>
-          <w:rStyle w:val="VerbatimChar"/>
-        </w:rPr>
-        <w:t xml:space="preserve">reef_complexity_seq</w:t>
-      </w:r>
-      <w:r>
-        <w:t xml:space="preserve">.</w:t>
-      </w:r>
-    </w:p>
-    <w:p>
-      <w:pPr>
         <w:numPr>
           <w:ilvl w:val="0"/>
           <w:numId w:val="1014"/>
         </w:numPr>
-        <w:pStyle w:val="Compact"/>
       </w:pPr>
       <w:r>
         <w:rPr>
@@ -3737,7 +3830,39 @@
     </w:p>
     <w:p>
       <w:pPr>
-        <w:pStyle w:val="BodyText"/>
+        <w:pStyle w:val="BlockText"/>
+      </w:pPr>
+      <w:r>
+        <w:t xml:space="preserve">If you do find a result that you did not expect, then any post-hoc explanations should be presented as exploratory (e.g. </w:t>
+      </w:r>
+      <w:r>
+        <w:t xml:space="preserve">“</w:t>
+      </w:r>
+      <w:r>
+        <w:t xml:space="preserve">we expected X but found Z. Z might make sense if we interpret it like this.</w:t>
+      </w:r>
+      <w:r>
+        <w:t xml:space="preserve">”</w:t>
+      </w:r>
+      <w:r>
+        <w:t xml:space="preserve">), rather than presenting them as if you were always expecting them (e.g. </w:t>
+      </w:r>
+      <w:r>
+        <w:t xml:space="preserve">“</w:t>
+      </w:r>
+      <w:r>
+        <w:t xml:space="preserve">just as we expected, we find strong evidence of Z</w:t>
+      </w:r>
+      <w:r>
+        <w:t xml:space="preserve">”</w:t>
+      </w:r>
+      <w:r>
+        <w:t xml:space="preserve">).</w:t>
+      </w:r>
+    </w:p>
+    <w:p>
+      <w:pPr>
+        <w:pStyle w:val="FirstParagraph"/>
       </w:pPr>
       <w:r>
         <w:t xml:space="preserve">There are two problems with our figure above. The first is that the blue gradient can be hard to distinguish, so we might want to change to another colour palette.</w:t>
@@ -4281,7 +4406,7 @@
         <w:t xml:space="preserve"> </w:t>
       </w:r>
       <w:r>
-        <w:t xml:space="preserve">observed in elephants present in an undisturbed, dense vegetation area. Negative values suggest reduced activity relative the this undisturbed locations, while positive values indicate an increase in activity.</w:t>
+        <w:t xml:space="preserve">observed in elephants present in an undisturbed, dense vegetation area. Negative values suggest reduced activity relative to the undisturbed locations, while positive values indicate an increase in activity.</w:t>
       </w:r>
     </w:p>
     <w:p>
@@ -4306,17 +4431,17 @@
       <w:tblPr>
         <w:tblStyle w:val="Table"/>
         <w:tblW w:type="pct" w:w="5000"/>
+        <w:tblLayout w:type="fixed"/>
         <w:tblLook w:firstRow="1" w:lastRow="0" w:firstColumn="0" w:lastColumn="0" w:noHBand="0" w:noVBand="0" w:val="0020"/>
-        <w:jc w:val="start"/>
       </w:tblPr>
       <w:tblGrid>
-        <w:gridCol w:w="856"/>
-        <w:gridCol w:w="2830"/>
-        <w:gridCol w:w="4232"/>
+        <w:gridCol w:w="1627"/>
+        <w:gridCol w:w="2495"/>
+        <w:gridCol w:w="3797"/>
       </w:tblGrid>
       <w:tr>
         <w:trPr>
-          <w:tblHeader w:val="true"/>
+          <w:tblHeader w:val="on"/>
         </w:trPr>
         <w:tc>
           <w:tcPr/>
@@ -4327,8 +4452,8 @@
             </w:pPr>
             <w:r>
               <w:rPr>
+                <w:b/>
                 <w:bCs/>
-                <w:b/>
               </w:rPr>
               <w:t xml:space="preserve">Assumption</w:t>
             </w:r>
@@ -4343,8 +4468,8 @@
             </w:pPr>
             <w:r>
               <w:rPr>
+                <w:b/>
                 <w:bCs/>
-                <w:b/>
               </w:rPr>
               <w:t xml:space="preserve">Description</w:t>
             </w:r>
@@ -4359,8 +4484,8 @@
             </w:pPr>
             <w:r>
               <w:rPr>
+                <w:b/>
                 <w:bCs/>
-                <w:b/>
               </w:rPr>
               <w:t xml:space="preserve">Example of Violation</w:t>
             </w:r>
@@ -4383,8 +4508,8 @@
             </w:r>
             <w:r>
               <w:rPr>
+                <w:b/>
                 <w:bCs/>
-                <w:b/>
               </w:rPr>
               <w:t xml:space="preserve">Validity</w:t>
             </w:r>
@@ -4431,8 +4556,8 @@
             </w:r>
             <w:r>
               <w:rPr>
+                <w:b/>
                 <w:bCs/>
-                <w:b/>
               </w:rPr>
               <w:t xml:space="preserve">Representativeness</w:t>
             </w:r>
@@ -4479,8 +4604,8 @@
             </w:r>
             <w:r>
               <w:rPr>
+                <w:b/>
                 <w:bCs/>
-                <w:b/>
               </w:rPr>
               <w:t xml:space="preserve">Additivity</w:t>
             </w:r>
@@ -4527,8 +4652,8 @@
             </w:r>
             <w:r>
               <w:rPr>
+                <w:b/>
                 <w:bCs/>
-                <w:b/>
               </w:rPr>
               <w:t xml:space="preserve">Linearity</w:t>
             </w:r>
@@ -4575,8 +4700,8 @@
             </w:r>
             <w:r>
               <w:rPr>
+                <w:b/>
                 <w:bCs/>
-                <w:b/>
               </w:rPr>
               <w:t xml:space="preserve">Independence of Errors</w:t>
             </w:r>
@@ -4623,8 +4748,8 @@
             </w:r>
             <w:r>
               <w:rPr>
+                <w:b/>
                 <w:bCs/>
-                <w:b/>
               </w:rPr>
               <w:t xml:space="preserve">Equal Variance of Errors</w:t>
             </w:r>
@@ -4683,8 +4808,8 @@
             </w:r>
             <w:r>
               <w:rPr>
+                <w:b/>
                 <w:bCs/>
-                <w:b/>
               </w:rPr>
               <w:t xml:space="preserve">Normality of Errors</w:t>
             </w:r>
@@ -4750,7 +4875,7 @@
 </file>
 
 <file path=word/numbering.xml><?xml version="1.0" encoding="utf-8"?>
-<w:numbering xmlns:aink="http://schemas.microsoft.com/office/drawing/2016/ink" xmlns:am3d="http://schemas.microsoft.com/office/drawing/2017/model3d" xmlns:cx="http://schemas.microsoft.com/office/drawing/2014/chartex" xmlns:cx1="http://schemas.microsoft.com/office/drawing/2015/9/8/chartex" xmlns:cx2="http://schemas.microsoft.com/office/drawing/2015/10/21/chartex" xmlns:cx3="http://schemas.microsoft.com/office/drawing/2016/5/9/chartex" xmlns:cx4="http://schemas.microsoft.com/office/drawing/2016/5/10/chartex" xmlns:cx5="http://schemas.microsoft.com/office/drawing/2016/5/11/chartex" xmlns:cx6="http://schemas.microsoft.com/office/drawing/2016/5/12/chartex" xmlns:cx7="http://schemas.microsoft.com/office/drawing/2016/5/13/chartex" xmlns:cx8="http://schemas.microsoft.com/office/drawing/2016/5/14/chartex" xmlns:m="http://schemas.openxmlformats.org/officeDocument/2006/math" xmlns:mc="http://schemas.openxmlformats.org/markup-compatibility/2006" xmlns:o="urn:schemas-microsoft-com:office:office" xmlns:oel="http://schemas.microsoft.com/office/2019/extlst" xmlns:r="http://schemas.openxmlformats.org/officeDocument/2006/relationships" xmlns:v="urn:schemas-microsoft-com:vml" xmlns:w="http://schemas.openxmlformats.org/wordprocessingml/2006/main" xmlns:w10="urn:schemas-microsoft-com:office:word" xmlns:w14="http://schemas.microsoft.com/office/word/2010/wordml" xmlns:w15="http://schemas.microsoft.com/office/word/2012/wordml" xmlns:w16="http://schemas.microsoft.com/office/word/2018/wordml" xmlns:w16cex="http://schemas.microsoft.com/office/word/2018/wordml/cex" xmlns:w16cid="http://schemas.microsoft.com/office/word/2016/wordml/cid" xmlns:w16du="http://schemas.microsoft.com/office/word/2023/wordml/word16du" xmlns:w16sdtdh="http://schemas.microsoft.com/office/word/2020/wordml/sdtdatahash" xmlns:w16se="http://schemas.microsoft.com/office/word/2015/wordml/symex" xmlns:wne="http://schemas.microsoft.com/office/word/2006/wordml" xmlns:wp="http://schemas.openxmlformats.org/drawingml/2006/wordprocessingDrawing" xmlns:wp14="http://schemas.microsoft.com/office/word/2010/wordprocessingDrawing" xmlns:wpc="http://schemas.microsoft.com/office/word/2010/wordprocessingCanvas" xmlns:wpg="http://schemas.microsoft.com/office/word/2010/wordprocessingGroup" xmlns:wpi="http://schemas.microsoft.com/office/word/2010/wordprocessingInk" xmlns:wps="http://schemas.microsoft.com/office/word/2010/wordprocessingShape" mc:Ignorable="w14 w15 w16se w16cid w16 w16cex w16sdtdh w16du wp14">
+<w:numbering xmlns:aink="http://schemas.microsoft.com/office/drawing/2016/ink" xmlns:am3d="http://schemas.microsoft.com/office/drawing/2017/model3d" xmlns:cx="http://schemas.microsoft.com/office/drawing/2014/chartex" xmlns:cx1="http://schemas.microsoft.com/office/drawing/2015/9/8/chartex" xmlns:cx2="http://schemas.microsoft.com/office/drawing/2015/10/21/chartex" xmlns:cx3="http://schemas.microsoft.com/office/drawing/2016/5/9/chartex" xmlns:cx4="http://schemas.microsoft.com/office/drawing/2016/5/10/chartex" xmlns:cx5="http://schemas.microsoft.com/office/drawing/2016/5/11/chartex" xmlns:cx6="http://schemas.microsoft.com/office/drawing/2016/5/12/chartex" xmlns:cx7="http://schemas.microsoft.com/office/drawing/2016/5/13/chartex" xmlns:cx8="http://schemas.microsoft.com/office/drawing/2016/5/14/chartex" xmlns:m="http://schemas.openxmlformats.org/officeDocument/2006/math" xmlns:mc="http://schemas.openxmlformats.org/markup-compatibility/2006" xmlns:o="urn:schemas-microsoft-com:office:office" xmlns:oel="http://schemas.microsoft.com/office/2019/extlst" xmlns:r="http://schemas.openxmlformats.org/officeDocument/2006/relationships" xmlns:v="urn:schemas-microsoft-com:vml" xmlns:w="http://schemas.openxmlformats.org/wordprocessingml/2006/main" xmlns:w10="urn:schemas-microsoft-com:office:word" xmlns:w14="http://schemas.microsoft.com/office/word/2010/wordml" xmlns:w15="http://schemas.microsoft.com/office/word/2012/wordml" xmlns:w16="http://schemas.microsoft.com/office/word/2018/wordml" xmlns:w16cex="http://schemas.microsoft.com/office/word/2018/wordml/cex" xmlns:w16cid="http://schemas.microsoft.com/office/word/2016/wordml/cid" xmlns:w16du="http://schemas.microsoft.com/office/word/2023/wordml/word16du" xmlns:w16sdtdh="http://schemas.microsoft.com/office/word/2020/wordml/sdtdatahash" xmlns:w16sdtfl="http://schemas.microsoft.com/office/word/2024/wordml/sdtformatlock" xmlns:w16se="http://schemas.microsoft.com/office/word/2015/wordml/symex" xmlns:wne="http://schemas.microsoft.com/office/word/2006/wordml" xmlns:wp="http://schemas.openxmlformats.org/drawingml/2006/wordprocessingDrawing" xmlns:wp14="http://schemas.microsoft.com/office/word/2010/wordprocessingDrawing" xmlns:wpc="http://schemas.microsoft.com/office/word/2010/wordprocessingCanvas" xmlns:wpg="http://schemas.microsoft.com/office/word/2010/wordprocessingGroup" xmlns:wpi="http://schemas.microsoft.com/office/word/2010/wordprocessingInk" xmlns:wps="http://schemas.microsoft.com/office/word/2010/wordprocessingShape" mc:Ignorable="w14 w15 w16se w16cid w16 w16cex w16sdtdh w16sdtfl w16du wp14">
   <w:abstractNum w15:restartNumberingAfterBreak="0" w:abstractNumId="0">
     <w:nsid w:val="0000A990"/>
     <w:multiLevelType w:val="multilevel"/>
@@ -4992,14 +5117,14 @@
     </w:lvl>
   </w:abstractNum>
   <w:abstractNum w:abstractNumId="990">
-    <w:nsid w:val="A990"/>
+    <w:nsid w:val="0000A990"/>
     <w:multiLevelType w:val="multilevel"/>
     <w:lvl w:ilvl="0">
       <w:numFmt w:val="bullet"/>
       <w:lvlText w:val=" "/>
       <w:lvlJc w:val="left"/>
       <w:pPr>
-        <w:ind w:left="720" w:hanging="480"/>
+        <w:ind w:left="720" w:hanging="360"/>
       </w:pPr>
     </w:lvl>
     <w:lvl w:ilvl="1">
@@ -5007,7 +5132,7 @@
       <w:lvlText w:val=" "/>
       <w:lvlJc w:val="left"/>
       <w:pPr>
-        <w:ind w:left="1440" w:hanging="480"/>
+        <w:ind w:left="1440" w:hanging="360"/>
       </w:pPr>
     </w:lvl>
     <w:lvl w:ilvl="2">
@@ -5015,7 +5140,7 @@
       <w:lvlText w:val=" "/>
       <w:lvlJc w:val="left"/>
       <w:pPr>
-        <w:ind w:left="2160" w:hanging="480"/>
+        <w:ind w:left="2160" w:hanging="360"/>
       </w:pPr>
     </w:lvl>
     <w:lvl w:ilvl="3">
@@ -5023,7 +5148,7 @@
       <w:lvlText w:val=" "/>
       <w:lvlJc w:val="left"/>
       <w:pPr>
-        <w:ind w:left="2880" w:hanging="480"/>
+        <w:ind w:left="2880" w:hanging="360"/>
       </w:pPr>
     </w:lvl>
     <w:lvl w:ilvl="4">
@@ -5031,7 +5156,7 @@
       <w:lvlText w:val=" "/>
       <w:lvlJc w:val="left"/>
       <w:pPr>
-        <w:ind w:left="3600" w:hanging="480"/>
+        <w:ind w:left="3600" w:hanging="360"/>
       </w:pPr>
     </w:lvl>
     <w:lvl w:ilvl="5">
@@ -5039,7 +5164,7 @@
       <w:lvlText w:val=" "/>
       <w:lvlJc w:val="left"/>
       <w:pPr>
-        <w:ind w:left="4320" w:hanging="480"/>
+        <w:ind w:left="4320" w:hanging="360"/>
       </w:pPr>
     </w:lvl>
     <w:lvl w:ilvl="6">
@@ -5047,7 +5172,7 @@
       <w:lvlText w:val=" "/>
       <w:lvlJc w:val="left"/>
       <w:pPr>
-        <w:ind w:left="5040" w:hanging="480"/>
+        <w:ind w:left="5040" w:hanging="360"/>
       </w:pPr>
     </w:lvl>
     <w:lvl w:ilvl="7">
@@ -5055,7 +5180,7 @@
       <w:lvlText w:val=" "/>
       <w:lvlJc w:val="left"/>
       <w:pPr>
-        <w:ind w:left="5760" w:hanging="480"/>
+        <w:ind w:left="5760" w:hanging="360"/>
       </w:pPr>
     </w:lvl>
     <w:lvl w:ilvl="8">
@@ -5063,12 +5188,12 @@
       <w:lvlText w:val=" "/>
       <w:lvlJc w:val="left"/>
       <w:pPr>
-        <w:ind w:left="6480" w:hanging="480"/>
+        <w:ind w:left="6480" w:hanging="360"/>
       </w:pPr>
     </w:lvl>
   </w:abstractNum>
   <w:abstractNum w:abstractNumId="99411">
-    <w:nsid w:val="A99411"/>
+    <w:nsid w:val="00A99411"/>
     <w:multiLevelType w:val="multilevel"/>
     <w:lvl w:ilvl="0">
       <w:start w:val="1"/>
@@ -5076,7 +5201,7 @@
       <w:lvlText w:val="%1."/>
       <w:lvlJc w:val="left"/>
       <w:pPr>
-        <w:ind w:left="720" w:hanging="480"/>
+        <w:ind w:left="720" w:hanging="360"/>
       </w:pPr>
     </w:lvl>
     <w:lvl w:ilvl="1">
@@ -5085,7 +5210,7 @@
       <w:lvlText w:val="%2."/>
       <w:lvlJc w:val="left"/>
       <w:pPr>
-        <w:ind w:left="1440" w:hanging="480"/>
+        <w:ind w:left="1440" w:hanging="360"/>
       </w:pPr>
     </w:lvl>
     <w:lvl w:ilvl="2">
@@ -5094,7 +5219,7 @@
       <w:lvlText w:val="%3."/>
       <w:lvlJc w:val="left"/>
       <w:pPr>
-        <w:ind w:left="2160" w:hanging="480"/>
+        <w:ind w:left="2160" w:hanging="360"/>
       </w:pPr>
     </w:lvl>
     <w:lvl w:ilvl="3">
@@ -5103,7 +5228,7 @@
       <w:lvlText w:val="%4."/>
       <w:lvlJc w:val="left"/>
       <w:pPr>
-        <w:ind w:left="2880" w:hanging="480"/>
+        <w:ind w:left="2880" w:hanging="360"/>
       </w:pPr>
     </w:lvl>
     <w:lvl w:ilvl="4">
@@ -5112,7 +5237,7 @@
       <w:lvlText w:val="%5."/>
       <w:lvlJc w:val="left"/>
       <w:pPr>
-        <w:ind w:left="3600" w:hanging="480"/>
+        <w:ind w:left="3600" w:hanging="360"/>
       </w:pPr>
     </w:lvl>
     <w:lvl w:ilvl="5">
@@ -5121,7 +5246,7 @@
       <w:lvlText w:val="%6."/>
       <w:lvlJc w:val="left"/>
       <w:pPr>
-        <w:ind w:left="4320" w:hanging="480"/>
+        <w:ind w:left="4320" w:hanging="360"/>
       </w:pPr>
     </w:lvl>
     <w:lvl w:ilvl="6">
@@ -5130,7 +5255,7 @@
       <w:lvlText w:val="%7."/>
       <w:lvlJc w:val="left"/>
       <w:pPr>
-        <w:ind w:left="5040" w:hanging="480"/>
+        <w:ind w:left="5040" w:hanging="360"/>
       </w:pPr>
     </w:lvl>
     <w:lvl w:ilvl="7">
@@ -5139,7 +5264,7 @@
       <w:lvlText w:val="%8."/>
       <w:lvlJc w:val="left"/>
       <w:pPr>
-        <w:ind w:left="5760" w:hanging="480"/>
+        <w:ind w:left="5760" w:hanging="360"/>
       </w:pPr>
     </w:lvl>
     <w:lvl w:ilvl="8">
@@ -5148,88 +5273,115 @@
       <w:lvlText w:val="%9."/>
       <w:lvlJc w:val="left"/>
       <w:pPr>
-        <w:ind w:left="6480" w:hanging="480"/>
+        <w:ind w:left="6480" w:hanging="360"/>
       </w:pPr>
     </w:lvl>
   </w:abstractNum>
   <w:abstractNum w:abstractNumId="991">
-    <w:nsid w:val="A991"/>
+    <w:nsid w:val="0000A991"/>
     <w:multiLevelType w:val="multilevel"/>
     <w:lvl w:ilvl="0">
       <w:numFmt w:val="bullet"/>
-      <w:lvlText w:val="•"/>
+      <w:lvlText w:val=""/>
       <w:lvlJc w:val="left"/>
       <w:pPr>
-        <w:ind w:left="720" w:hanging="480"/>
-      </w:pPr>
+        <w:ind w:left="720" w:hanging="360"/>
+      </w:pPr>
+      <w:rPr>
+        <w:rFonts w:ascii="Symbol" w:hAnsi="Symbol" w:cs="Symbol" w:hint="default"/>
+      </w:rPr>
     </w:lvl>
     <w:lvl w:ilvl="1">
       <w:numFmt w:val="bullet"/>
-      <w:lvlText w:val="–"/>
+      <w:lvlText w:val="o"/>
       <w:lvlJc w:val="left"/>
       <w:pPr>
-        <w:ind w:left="1440" w:hanging="480"/>
-      </w:pPr>
+        <w:ind w:left="1440" w:hanging="360"/>
+      </w:pPr>
+      <w:rPr>
+        <w:rFonts w:ascii="Courier New" w:hAnsi="Courier New" w:cs="Courier New" w:hint="default"/>
+      </w:rPr>
     </w:lvl>
     <w:lvl w:ilvl="2">
       <w:numFmt w:val="bullet"/>
-      <w:lvlText w:val="•"/>
+      <w:lvlText w:val=""/>
       <w:lvlJc w:val="left"/>
       <w:pPr>
-        <w:ind w:left="2160" w:hanging="480"/>
-      </w:pPr>
+        <w:ind w:left="2160" w:hanging="360"/>
+      </w:pPr>
+      <w:rPr>
+        <w:rFonts w:ascii="Wingdings" w:hAnsi="Wingdings" w:cs="Wingdings" w:hint="default"/>
+      </w:rPr>
     </w:lvl>
     <w:lvl w:ilvl="3">
       <w:numFmt w:val="bullet"/>
-      <w:lvlText w:val="–"/>
+      <w:lvlText w:val=""/>
       <w:lvlJc w:val="left"/>
       <w:pPr>
-        <w:ind w:left="2880" w:hanging="480"/>
-      </w:pPr>
+        <w:ind w:left="2880" w:hanging="360"/>
+      </w:pPr>
+      <w:rPr>
+        <w:rFonts w:ascii="Symbol" w:hAnsi="Symbol" w:cs="Symbol" w:hint="default"/>
+      </w:rPr>
     </w:lvl>
     <w:lvl w:ilvl="4">
       <w:numFmt w:val="bullet"/>
-      <w:lvlText w:val="•"/>
+      <w:lvlText w:val="o"/>
       <w:lvlJc w:val="left"/>
       <w:pPr>
-        <w:ind w:left="3600" w:hanging="480"/>
-      </w:pPr>
+        <w:ind w:left="3600" w:hanging="360"/>
+      </w:pPr>
+      <w:rPr>
+        <w:rFonts w:ascii="Courier New" w:hAnsi="Courier New" w:cs="Courier New" w:hint="default"/>
+      </w:rPr>
     </w:lvl>
     <w:lvl w:ilvl="5">
       <w:numFmt w:val="bullet"/>
-      <w:lvlText w:val="–"/>
+      <w:lvlText w:val=""/>
       <w:lvlJc w:val="left"/>
       <w:pPr>
-        <w:ind w:left="4320" w:hanging="480"/>
-      </w:pPr>
+        <w:ind w:left="4320" w:hanging="360"/>
+      </w:pPr>
+      <w:rPr>
+        <w:rFonts w:ascii="Wingdings" w:hAnsi="Wingdings" w:cs="Wingdings" w:hint="default"/>
+      </w:rPr>
     </w:lvl>
     <w:lvl w:ilvl="6">
       <w:numFmt w:val="bullet"/>
-      <w:lvlText w:val="•"/>
+      <w:lvlText w:val=""/>
       <w:lvlJc w:val="left"/>
       <w:pPr>
-        <w:ind w:left="5040" w:hanging="480"/>
-      </w:pPr>
+        <w:ind w:left="5040" w:hanging="360"/>
+      </w:pPr>
+      <w:rPr>
+        <w:rFonts w:ascii="Symbol" w:hAnsi="Symbol" w:cs="Symbol" w:hint="default"/>
+      </w:rPr>
     </w:lvl>
     <w:lvl w:ilvl="7">
       <w:numFmt w:val="bullet"/>
-      <w:lvlText w:val="–"/>
+      <w:lvlText w:val="o"/>
       <w:lvlJc w:val="left"/>
       <w:pPr>
-        <w:ind w:left="5760" w:hanging="480"/>
-      </w:pPr>
+        <w:ind w:left="5760" w:hanging="360"/>
+      </w:pPr>
+      <w:rPr>
+        <w:rFonts w:ascii="Courier New" w:hAnsi="Courier New" w:cs="Courier New" w:hint="default"/>
+      </w:rPr>
     </w:lvl>
     <w:lvl w:ilvl="8">
       <w:numFmt w:val="bullet"/>
-      <w:lvlText w:val="•"/>
+      <w:lvlText w:val=""/>
       <w:lvlJc w:val="left"/>
       <w:pPr>
-        <w:ind w:left="6480" w:hanging="480"/>
-      </w:pPr>
+        <w:ind w:left="6480" w:hanging="360"/>
+      </w:pPr>
+      <w:rPr>
+        <w:rFonts w:ascii="Wingdings" w:hAnsi="Wingdings" w:cs="Wingdings" w:hint="default"/>
+      </w:rPr>
     </w:lvl>
   </w:abstractNum>
   <w:abstractNum w:abstractNumId="99412">
-    <w:nsid w:val="A99412"/>
+    <w:nsid w:val="00A99412"/>
     <w:multiLevelType w:val="multilevel"/>
     <w:lvl w:ilvl="0">
       <w:start w:val="2"/>
@@ -5237,7 +5389,7 @@
       <w:lvlText w:val="%1."/>
       <w:lvlJc w:val="left"/>
       <w:pPr>
-        <w:ind w:left="720" w:hanging="480"/>
+        <w:ind w:left="720" w:hanging="360"/>
       </w:pPr>
     </w:lvl>
     <w:lvl w:ilvl="1">
@@ -5246,7 +5398,7 @@
       <w:lvlText w:val="%2."/>
       <w:lvlJc w:val="left"/>
       <w:pPr>
-        <w:ind w:left="1440" w:hanging="480"/>
+        <w:ind w:left="1440" w:hanging="360"/>
       </w:pPr>
     </w:lvl>
     <w:lvl w:ilvl="2">
@@ -5255,7 +5407,7 @@
       <w:lvlText w:val="%3."/>
       <w:lvlJc w:val="left"/>
       <w:pPr>
-        <w:ind w:left="2160" w:hanging="480"/>
+        <w:ind w:left="2160" w:hanging="360"/>
       </w:pPr>
     </w:lvl>
     <w:lvl w:ilvl="3">
@@ -5264,7 +5416,7 @@
       <w:lvlText w:val="%4."/>
       <w:lvlJc w:val="left"/>
       <w:pPr>
-        <w:ind w:left="2880" w:hanging="480"/>
+        <w:ind w:left="2880" w:hanging="360"/>
       </w:pPr>
     </w:lvl>
     <w:lvl w:ilvl="4">
@@ -5273,7 +5425,7 @@
       <w:lvlText w:val="%5."/>
       <w:lvlJc w:val="left"/>
       <w:pPr>
-        <w:ind w:left="3600" w:hanging="480"/>
+        <w:ind w:left="3600" w:hanging="360"/>
       </w:pPr>
     </w:lvl>
     <w:lvl w:ilvl="5">
@@ -5282,7 +5434,7 @@
       <w:lvlText w:val="%6."/>
       <w:lvlJc w:val="left"/>
       <w:pPr>
-        <w:ind w:left="4320" w:hanging="480"/>
+        <w:ind w:left="4320" w:hanging="360"/>
       </w:pPr>
     </w:lvl>
     <w:lvl w:ilvl="6">
@@ -5291,7 +5443,7 @@
       <w:lvlText w:val="%7."/>
       <w:lvlJc w:val="left"/>
       <w:pPr>
-        <w:ind w:left="5040" w:hanging="480"/>
+        <w:ind w:left="5040" w:hanging="360"/>
       </w:pPr>
     </w:lvl>
     <w:lvl w:ilvl="7">
@@ -5300,7 +5452,7 @@
       <w:lvlText w:val="%8."/>
       <w:lvlJc w:val="left"/>
       <w:pPr>
-        <w:ind w:left="5760" w:hanging="480"/>
+        <w:ind w:left="5760" w:hanging="360"/>
       </w:pPr>
     </w:lvl>
     <w:lvl w:ilvl="8">
@@ -5309,7 +5461,7 @@
       <w:lvlText w:val="%9."/>
       <w:lvlJc w:val="left"/>
       <w:pPr>
-        <w:ind w:left="6480" w:hanging="480"/>
+        <w:ind w:left="6480" w:hanging="360"/>
       </w:pPr>
     </w:lvl>
   </w:abstractNum>
@@ -5644,7 +5796,7 @@
 </file>
 
 <file path=word/styles.xml><?xml version="1.0" encoding="utf-8"?>
-<w:styles xmlns:mc="http://schemas.openxmlformats.org/markup-compatibility/2006" xmlns:r="http://schemas.openxmlformats.org/officeDocument/2006/relationships" xmlns:w="http://schemas.openxmlformats.org/wordprocessingml/2006/main" xmlns:w14="http://schemas.microsoft.com/office/word/2010/wordml" xmlns:w15="http://schemas.microsoft.com/office/word/2012/wordml" xmlns:w16="http://schemas.microsoft.com/office/word/2018/wordml" xmlns:w16cex="http://schemas.microsoft.com/office/word/2018/wordml/cex" xmlns:w16cid="http://schemas.microsoft.com/office/word/2016/wordml/cid" xmlns:w16du="http://schemas.microsoft.com/office/word/2023/wordml/word16du" xmlns:w16sdtdh="http://schemas.microsoft.com/office/word/2020/wordml/sdtdatahash" xmlns:w16se="http://schemas.microsoft.com/office/word/2015/wordml/symex" mc:Ignorable="w14 w15 w16se w16cid w16 w16cex w16sdtdh w16du">
+<w:styles xmlns:mc="http://schemas.openxmlformats.org/markup-compatibility/2006" xmlns:r="http://schemas.openxmlformats.org/officeDocument/2006/relationships" xmlns:w="http://schemas.openxmlformats.org/wordprocessingml/2006/main" xmlns:w14="http://schemas.microsoft.com/office/word/2010/wordml" xmlns:w15="http://schemas.microsoft.com/office/word/2012/wordml" xmlns:w16="http://schemas.microsoft.com/office/word/2018/wordml" xmlns:w16cex="http://schemas.microsoft.com/office/word/2018/wordml/cex" xmlns:w16cid="http://schemas.microsoft.com/office/word/2016/wordml/cid" xmlns:w16du="http://schemas.microsoft.com/office/word/2023/wordml/word16du" xmlns:w16sdtdh="http://schemas.microsoft.com/office/word/2020/wordml/sdtdatahash" xmlns:w16sdtfl="http://schemas.microsoft.com/office/word/2024/wordml/sdtformatlock" xmlns:w16se="http://schemas.microsoft.com/office/word/2015/wordml/symex" mc:Ignorable="w14 w15 w16se w16cid w16 w16cex w16sdtdh w16sdtfl w16du">
   <w:docDefaults>
     <w:rPrDefault>
       <w:rPr>
@@ -6338,9 +6490,10 @@
     <w:name w:val="Verbatim Char"/>
     <w:basedOn w:val="CaptionChar"/>
     <w:link w:val="SourceCode"/>
-    <w:rsid w:val="00F34E30"/>
+    <w:rsid w:val="00796E50"/>
     <w:rPr>
       <w:rFonts w:ascii="Consolas" w:hAnsi="Consolas"/>
+      <w:sz w:val="22"/>
       <w:shd w:color="auto" w:fill="F8F8F8" w:val="clear"/>
     </w:rPr>
   </w:style>
@@ -6385,10 +6538,11 @@
     <w:name w:val="Source Code"/>
     <w:basedOn w:val="Normal"/>
     <w:link w:val="VerbatimChar"/>
-    <w:rsid w:val="00F34E30"/>
+    <w:rsid w:val="00796E50"/>
     <w:pPr>
       <w:shd w:color="auto" w:fill="F8F8F8" w:val="clear"/>
       <w:wordWrap w:val="0"/>
+      <w:textboxTightWrap w:val="allLines"/>
     </w:pPr>
     <w:rPr>
       <w:rFonts w:ascii="Consolas" w:hAnsi="Consolas"/>
@@ -6401,6 +6555,7 @@
       <w:rFonts w:ascii="Consolas" w:hAnsi="Consolas"/>
       <w:b/>
       <w:color w:val="204A87"/>
+      <w:sz w:val="22"/>
       <w:shd w:color="auto" w:fill="F8F8F8" w:val="clear"/>
     </w:rPr>
   </w:style>
@@ -6410,6 +6565,7 @@
     <w:rPr>
       <w:rFonts w:ascii="Consolas" w:hAnsi="Consolas"/>
       <w:color w:val="204A87"/>
+      <w:sz w:val="22"/>
       <w:shd w:color="auto" w:fill="F8F8F8" w:val="clear"/>
     </w:rPr>
   </w:style>
@@ -6419,6 +6575,7 @@
     <w:rPr>
       <w:rFonts w:ascii="Consolas" w:hAnsi="Consolas"/>
       <w:color w:val="0000CF"/>
+      <w:sz w:val="22"/>
       <w:shd w:color="auto" w:fill="F8F8F8" w:val="clear"/>
     </w:rPr>
   </w:style>
@@ -6428,6 +6585,7 @@
     <w:rPr>
       <w:rFonts w:ascii="Consolas" w:hAnsi="Consolas"/>
       <w:color w:val="0000CF"/>
+      <w:sz w:val="22"/>
       <w:shd w:color="auto" w:fill="F8F8F8" w:val="clear"/>
     </w:rPr>
   </w:style>
@@ -6437,6 +6595,7 @@
     <w:rPr>
       <w:rFonts w:ascii="Consolas" w:hAnsi="Consolas"/>
       <w:color w:val="0000CF"/>
+      <w:sz w:val="22"/>
       <w:shd w:color="auto" w:fill="F8F8F8" w:val="clear"/>
     </w:rPr>
   </w:style>
@@ -6447,6 +6606,7 @@
     <w:rPr>
       <w:rFonts w:ascii="Consolas" w:hAnsi="Consolas"/>
       <w:color w:themeColor="accent2" w:themeShade="BF" w:val="943634"/>
+      <w:sz w:val="22"/>
       <w:shd w:color="auto" w:fill="F8F8F8" w:val="clear"/>
     </w:rPr>
   </w:style>
@@ -6456,6 +6616,7 @@
     <w:rPr>
       <w:rFonts w:ascii="Consolas" w:hAnsi="Consolas"/>
       <w:color w:val="4E9A06"/>
+      <w:sz w:val="22"/>
       <w:shd w:color="auto" w:fill="F8F8F8" w:val="clear"/>
     </w:rPr>
   </w:style>
@@ -6466,6 +6627,7 @@
       <w:rFonts w:ascii="Consolas" w:hAnsi="Consolas"/>
       <w:b/>
       <w:color w:val="CE5C00"/>
+      <w:sz w:val="22"/>
       <w:shd w:color="auto" w:fill="F8F8F8" w:val="clear"/>
     </w:rPr>
   </w:style>
@@ -6475,6 +6637,7 @@
     <w:rPr>
       <w:rFonts w:ascii="Consolas" w:hAnsi="Consolas"/>
       <w:color w:val="4E9A06"/>
+      <w:sz w:val="22"/>
       <w:shd w:color="auto" w:fill="F8F8F8" w:val="clear"/>
     </w:rPr>
   </w:style>
@@ -6484,6 +6647,7 @@
     <w:rPr>
       <w:rFonts w:ascii="Consolas" w:hAnsi="Consolas"/>
       <w:color w:val="4E9A06"/>
+      <w:sz w:val="22"/>
       <w:shd w:color="auto" w:fill="F8F8F8" w:val="clear"/>
     </w:rPr>
   </w:style>
@@ -6493,6 +6657,7 @@
     <w:rPr>
       <w:rFonts w:ascii="Consolas" w:hAnsi="Consolas"/>
       <w:color w:val="4E9A06"/>
+      <w:sz w:val="22"/>
       <w:shd w:color="auto" w:fill="F8F8F8" w:val="clear"/>
     </w:rPr>
   </w:style>
@@ -6501,6 +6666,7 @@
     <w:basedOn w:val="VerbatimChar"/>
     <w:rPr>
       <w:rFonts w:ascii="Consolas" w:hAnsi="Consolas"/>
+      <w:sz w:val="22"/>
       <w:shd w:color="auto" w:fill="F8F8F8" w:val="clear"/>
     </w:rPr>
   </w:style>
@@ -6512,6 +6678,7 @@
       <w:rFonts w:ascii="Consolas" w:hAnsi="Consolas"/>
       <w:i/>
       <w:color w:themeColor="accent4" w:themeTint="99" w:val="B2A1C7"/>
+      <w:sz w:val="22"/>
       <w:shd w:color="auto" w:fill="F8F8F8" w:val="clear"/>
     </w:rPr>
   </w:style>
@@ -6523,6 +6690,7 @@
       <w:b/>
       <w:i/>
       <w:color w:val="8F5902"/>
+      <w:sz w:val="22"/>
       <w:shd w:color="auto" w:fill="F8F8F8" w:val="clear"/>
     </w:rPr>
   </w:style>
@@ -6534,6 +6702,7 @@
       <w:b/>
       <w:i/>
       <w:color w:val="8F5902"/>
+      <w:sz w:val="22"/>
       <w:shd w:color="auto" w:fill="F8F8F8" w:val="clear"/>
     </w:rPr>
   </w:style>
@@ -6545,6 +6714,7 @@
       <w:b/>
       <w:i/>
       <w:color w:val="8F5902"/>
+      <w:sz w:val="22"/>
       <w:shd w:color="auto" w:fill="F8F8F8" w:val="clear"/>
     </w:rPr>
   </w:style>
@@ -6554,6 +6724,7 @@
     <w:rPr>
       <w:rFonts w:ascii="Consolas" w:hAnsi="Consolas"/>
       <w:color w:val="8F5902"/>
+      <w:sz w:val="22"/>
       <w:shd w:color="auto" w:fill="F8F8F8" w:val="clear"/>
     </w:rPr>
   </w:style>
@@ -6565,6 +6736,7 @@
       <w:rFonts w:ascii="Consolas" w:hAnsi="Consolas"/>
       <w:b/>
       <w:color w:themeColor="accent6" w:val="F79646"/>
+      <w:sz w:val="22"/>
       <w:shd w:color="auto" w:fill="F8F8F8" w:val="clear"/>
     </w:rPr>
   </w:style>
@@ -6574,6 +6746,7 @@
     <w:rPr>
       <w:rFonts w:ascii="Consolas" w:hAnsi="Consolas"/>
       <w:color w:val="000000"/>
+      <w:sz w:val="22"/>
       <w:shd w:color="auto" w:fill="F8F8F8" w:val="clear"/>
     </w:rPr>
   </w:style>
@@ -6584,6 +6757,7 @@
       <w:rFonts w:ascii="Consolas" w:hAnsi="Consolas"/>
       <w:b/>
       <w:color w:val="204A87"/>
+      <w:sz w:val="22"/>
       <w:shd w:color="auto" w:fill="F8F8F8" w:val="clear"/>
     </w:rPr>
   </w:style>
@@ -6594,6 +6768,7 @@
       <w:rFonts w:ascii="Consolas" w:hAnsi="Consolas"/>
       <w:b/>
       <w:color w:val="CE5C00"/>
+      <w:sz w:val="22"/>
       <w:shd w:color="auto" w:fill="F8F8F8" w:val="clear"/>
     </w:rPr>
   </w:style>
@@ -6602,6 +6777,7 @@
     <w:basedOn w:val="VerbatimChar"/>
     <w:rPr>
       <w:rFonts w:ascii="Consolas" w:hAnsi="Consolas"/>
+      <w:sz w:val="22"/>
       <w:shd w:color="auto" w:fill="F8F8F8" w:val="clear"/>
     </w:rPr>
   </w:style>
@@ -6610,6 +6786,7 @@
     <w:basedOn w:val="VerbatimChar"/>
     <w:rPr>
       <w:rFonts w:ascii="Consolas" w:hAnsi="Consolas"/>
+      <w:sz w:val="22"/>
       <w:shd w:color="auto" w:fill="F8F8F8" w:val="clear"/>
     </w:rPr>
   </w:style>
@@ -6620,6 +6797,7 @@
       <w:rFonts w:ascii="Consolas" w:hAnsi="Consolas"/>
       <w:i/>
       <w:color w:val="8F5902"/>
+      <w:sz w:val="22"/>
       <w:shd w:color="auto" w:fill="F8F8F8" w:val="clear"/>
     </w:rPr>
   </w:style>
@@ -6629,6 +6807,7 @@
     <w:rPr>
       <w:rFonts w:ascii="Consolas" w:hAnsi="Consolas"/>
       <w:color w:val="204A87"/>
+      <w:sz w:val="22"/>
       <w:shd w:color="auto" w:fill="F8F8F8" w:val="clear"/>
     </w:rPr>
   </w:style>
@@ -6637,6 +6816,7 @@
     <w:basedOn w:val="VerbatimChar"/>
     <w:rPr>
       <w:rFonts w:ascii="Consolas" w:hAnsi="Consolas"/>
+      <w:sz w:val="22"/>
       <w:shd w:color="auto" w:fill="F8F8F8" w:val="clear"/>
     </w:rPr>
   </w:style>
@@ -6648,6 +6828,7 @@
       <w:b/>
       <w:i/>
       <w:color w:val="8F5902"/>
+      <w:sz w:val="22"/>
       <w:shd w:color="auto" w:fill="F8F8F8" w:val="clear"/>
     </w:rPr>
   </w:style>
@@ -6659,6 +6840,7 @@
       <w:b/>
       <w:i/>
       <w:color w:val="8F5902"/>
+      <w:sz w:val="22"/>
       <w:shd w:color="auto" w:fill="F8F8F8" w:val="clear"/>
     </w:rPr>
   </w:style>
@@ -6668,6 +6850,7 @@
     <w:rPr>
       <w:rFonts w:ascii="Consolas" w:hAnsi="Consolas"/>
       <w:color w:val="EF2929"/>
+      <w:sz w:val="22"/>
       <w:shd w:color="auto" w:fill="F8F8F8" w:val="clear"/>
     </w:rPr>
   </w:style>
@@ -6678,6 +6861,7 @@
       <w:rFonts w:ascii="Consolas" w:hAnsi="Consolas"/>
       <w:b/>
       <w:color w:val="A40000"/>
+      <w:sz w:val="22"/>
       <w:shd w:color="auto" w:fill="F8F8F8" w:val="clear"/>
     </w:rPr>
   </w:style>
@@ -6688,6 +6872,7 @@
     <w:rPr>
       <w:rFonts w:ascii="Consolas" w:hAnsi="Consolas"/>
       <w:color w:themeColor="text1" w:themeTint="F2" w:val="0D0D0D"/>
+      <w:sz w:val="22"/>
       <w:shd w:color="auto" w:fill="F8F8F8" w:val="clear"/>
     </w:rPr>
   </w:style>

--- a/Workshops/Workshop 8 - LM with interactions/Workshop-8---Linear-models-with-interactions.docx
+++ b/Workshops/Workshop 8 - LM with interactions/Workshop-8---Linear-models-with-interactions.docx
@@ -83,7 +83,7 @@
         <w:t xml:space="preserve"> </w:t>
       </w:r>
       <w:r>
-        <w:t xml:space="preserve">2025-08-25</w:t>
+        <w:t xml:space="preserve">2025-09-04</w:t>
       </w:r>
     </w:p>
     <w:sdt>
@@ -131,11 +131,11 @@
     </w:p>
     <w:p>
       <w:pPr>
-        <w:pStyle w:val="Compact"/>
         <w:numPr>
           <w:ilvl w:val="0"/>
           <w:numId w:val="1001"/>
         </w:numPr>
+        <w:pStyle w:val="Compact"/>
       </w:pPr>
       <w:r>
         <w:t xml:space="preserve">Formulate a research question.</w:t>
@@ -143,11 +143,11 @@
     </w:p>
     <w:p>
       <w:pPr>
-        <w:pStyle w:val="Compact"/>
         <w:numPr>
           <w:ilvl w:val="0"/>
           <w:numId w:val="1001"/>
         </w:numPr>
+        <w:pStyle w:val="Compact"/>
       </w:pPr>
       <w:r>
         <w:t xml:space="preserve">Perform exploratory data analysis (EDA).</w:t>
@@ -155,11 +155,11 @@
     </w:p>
     <w:p>
       <w:pPr>
-        <w:pStyle w:val="Compact"/>
         <w:numPr>
           <w:ilvl w:val="0"/>
           <w:numId w:val="1001"/>
         </w:numPr>
+        <w:pStyle w:val="Compact"/>
       </w:pPr>
       <w:r>
         <w:t xml:space="preserve">Identify any hidden assumptions.</w:t>
@@ -167,11 +167,11 @@
     </w:p>
     <w:p>
       <w:pPr>
-        <w:pStyle w:val="Compact"/>
         <w:numPr>
           <w:ilvl w:val="0"/>
           <w:numId w:val="1001"/>
         </w:numPr>
+        <w:pStyle w:val="Compact"/>
       </w:pPr>
       <w:r>
         <w:t xml:space="preserve">Fit an appropriate model [today’s main focus].</w:t>
@@ -179,11 +179,11 @@
     </w:p>
     <w:p>
       <w:pPr>
-        <w:pStyle w:val="Compact"/>
         <w:numPr>
           <w:ilvl w:val="0"/>
           <w:numId w:val="1001"/>
         </w:numPr>
+        <w:pStyle w:val="Compact"/>
       </w:pPr>
       <w:r>
         <w:t xml:space="preserve">Diagnose the model and check assumptions.</w:t>
@@ -191,11 +191,11 @@
     </w:p>
     <w:p>
       <w:pPr>
-        <w:pStyle w:val="Compact"/>
         <w:numPr>
           <w:ilvl w:val="0"/>
           <w:numId w:val="1001"/>
         </w:numPr>
+        <w:pStyle w:val="Compact"/>
       </w:pPr>
       <w:r>
         <w:t xml:space="preserve">Summarise the results.</w:t>
@@ -203,11 +203,11 @@
     </w:p>
     <w:p>
       <w:pPr>
-        <w:pStyle w:val="Compact"/>
         <w:numPr>
           <w:ilvl w:val="0"/>
           <w:numId w:val="1001"/>
         </w:numPr>
+        <w:pStyle w:val="Compact"/>
       </w:pPr>
       <w:r>
         <w:t xml:space="preserve">Interpret and draw conclusions.</w:t>
@@ -262,19 +262,19 @@
     </w:p>
     <w:p>
       <w:pPr>
-        <w:pStyle w:val="Compact"/>
         <w:numPr>
           <w:ilvl w:val="0"/>
           <w:numId w:val="1002"/>
         </w:numPr>
+        <w:pStyle w:val="Compact"/>
       </w:pPr>
       <w:r>
         <w:t xml:space="preserve">Shark Density: Tiger shark (</w:t>
       </w:r>
       <w:r>
         <w:rPr>
+          <w:iCs/>
           <w:i/>
-          <w:iCs/>
         </w:rPr>
         <w:t xml:space="preserve">Galeocerdo cuvier</w:t>
       </w:r>
@@ -284,11 +284,11 @@
     </w:p>
     <w:p>
       <w:pPr>
-        <w:pStyle w:val="Compact"/>
         <w:numPr>
           <w:ilvl w:val="0"/>
           <w:numId w:val="1002"/>
         </w:numPr>
+        <w:pStyle w:val="Compact"/>
       </w:pPr>
       <w:r>
         <w:t xml:space="preserve">Reef Complexity: Reef complexity was assessed using a</w:t>
@@ -329,11 +329,11 @@
     </w:p>
     <w:p>
       <w:pPr>
-        <w:pStyle w:val="Compact"/>
         <w:numPr>
           <w:ilvl w:val="0"/>
           <w:numId w:val="1002"/>
         </w:numPr>
+        <w:pStyle w:val="Compact"/>
       </w:pPr>
       <w:r>
         <w:t xml:space="preserve">Fish Biomass Change: Fish biomass change was measured as the net difference in biomass (kg/m</w:t>
@@ -368,8 +368,8 @@
       </w:r>
       <w:r>
         <w:rPr>
+          <w:iCs/>
           <w:i/>
-          <w:iCs/>
         </w:rPr>
         <w:t xml:space="preserve">predict</w:t>
       </w:r>
@@ -666,11 +666,11 @@
     </w:p>
     <w:p>
       <w:pPr>
-        <w:pStyle w:val="Compact"/>
         <w:numPr>
           <w:ilvl w:val="0"/>
           <w:numId w:val="1003"/>
         </w:numPr>
+        <w:pStyle w:val="Compact"/>
       </w:pPr>
       <m:oMath>
         <m:sSub>
@@ -695,11 +695,11 @@
     </w:p>
     <w:p>
       <w:pPr>
-        <w:pStyle w:val="Compact"/>
         <w:numPr>
           <w:ilvl w:val="0"/>
           <w:numId w:val="1003"/>
         </w:numPr>
+        <w:pStyle w:val="Compact"/>
       </w:pPr>
       <m:oMath>
         <m:sSub>
@@ -724,11 +724,11 @@
     </w:p>
     <w:p>
       <w:pPr>
-        <w:pStyle w:val="Compact"/>
         <w:numPr>
           <w:ilvl w:val="0"/>
           <w:numId w:val="1003"/>
         </w:numPr>
+        <w:pStyle w:val="Compact"/>
       </w:pPr>
       <m:oMath>
         <m:sSub>
@@ -1052,11 +1052,11 @@
     </w:p>
     <w:p>
       <w:pPr>
-        <w:pStyle w:val="Compact"/>
         <w:numPr>
           <w:ilvl w:val="0"/>
           <w:numId w:val="1004"/>
         </w:numPr>
+        <w:pStyle w:val="Compact"/>
       </w:pPr>
       <w:r>
         <w:t xml:space="preserve">Do any assumptions cause concern?</w:t>
@@ -1362,11 +1362,11 @@
     </w:p>
     <w:p>
       <w:pPr>
-        <w:pStyle w:val="Compact"/>
         <w:numPr>
           <w:ilvl w:val="0"/>
           <w:numId w:val="1006"/>
         </w:numPr>
+        <w:pStyle w:val="Compact"/>
       </w:pPr>
       <w:r>
         <w:t xml:space="preserve">How would you explain the apparent result where sharks cause biomass to</w:t>
@@ -1376,8 +1376,8 @@
       </w:r>
       <w:r>
         <w:rPr>
+          <w:iCs/>
           <w:i/>
-          <w:iCs/>
         </w:rPr>
         <w:t xml:space="preserve">increase</w:t>
       </w:r>
@@ -1551,7 +1551,7 @@
         <w:pStyle w:val="BodyText"/>
       </w:pPr>
       <w:r>
-        <w:t xml:space="preserve">which is exactly the same as above, except that we have a more condensed undefined ndefinedndef</w:t>
+        <w:t xml:space="preserve">which is exactly the same as above, except that we have a more condensed formula.</w:t>
       </w:r>
     </w:p>
     <w:p>
@@ -1573,11 +1573,11 @@
     </w:p>
     <w:p>
       <w:pPr>
-        <w:pStyle w:val="Compact"/>
         <w:numPr>
           <w:ilvl w:val="0"/>
           <w:numId w:val="1007"/>
         </w:numPr>
+        <w:pStyle w:val="Compact"/>
       </w:pPr>
       <w:r>
         <w:t xml:space="preserve">Complete the following equation to include the statistical notation:</w:t>
@@ -1824,7 +1824,7 @@
               <m:e>
                 <m:phant>
                   <m:phantPr>
-                    <m:show m:val="off"/>
+                    <m:show m:val="0"/>
                   </m:phantPr>
                   <m:e>
                     <m:sSub>
@@ -1858,7 +1858,7 @@
                   <m:e>
                     <m:phant>
                       <m:phantPr>
-                        <m:show m:val="off"/>
+                        <m:show m:val="0"/>
                       </m:phantPr>
                       <m:e>
                         <m:r>
@@ -1902,7 +1902,7 @@
                   <m:e>
                     <m:phant>
                       <m:phantPr>
-                        <m:show m:val="off"/>
+                        <m:show m:val="0"/>
                       </m:phantPr>
                       <m:e>
                         <m:r>
@@ -1942,11 +1942,11 @@
     </w:p>
     <w:p>
       <w:pPr>
-        <w:pStyle w:val="Compact"/>
         <w:numPr>
           <w:ilvl w:val="0"/>
           <w:numId w:val="1008"/>
         </w:numPr>
+        <w:pStyle w:val="Compact"/>
       </w:pPr>
       <m:oMath>
         <m:sSub>
@@ -2026,11 +2026,11 @@
     </w:p>
     <w:p>
       <w:pPr>
-        <w:pStyle w:val="Compact"/>
         <w:numPr>
           <w:ilvl w:val="0"/>
           <w:numId w:val="1008"/>
         </w:numPr>
+        <w:pStyle w:val="Compact"/>
       </w:pPr>
       <m:oMath>
         <m:sSub>
@@ -2073,11 +2073,11 @@
     </w:p>
     <w:p>
       <w:pPr>
-        <w:pStyle w:val="Compact"/>
         <w:numPr>
           <w:ilvl w:val="0"/>
           <w:numId w:val="1008"/>
         </w:numPr>
+        <w:pStyle w:val="Compact"/>
       </w:pPr>
       <m:oMath>
         <m:sSub>
@@ -2120,11 +2120,11 @@
     </w:p>
     <w:p>
       <w:pPr>
-        <w:pStyle w:val="Compact"/>
         <w:numPr>
           <w:ilvl w:val="0"/>
           <w:numId w:val="1008"/>
         </w:numPr>
+        <w:pStyle w:val="Compact"/>
       </w:pPr>
       <m:oMath>
         <m:sSub>
@@ -2738,11 +2738,11 @@
     </w:p>
     <w:p>
       <w:pPr>
-        <w:pStyle w:val="Compact"/>
         <w:numPr>
           <w:ilvl w:val="0"/>
           <w:numId w:val="1011"/>
         </w:numPr>
+        <w:pStyle w:val="Compact"/>
       </w:pPr>
       <w:r>
         <w:t xml:space="preserve">Shark Density (e.g.,</w:t>
@@ -2762,11 +2762,11 @@
     </w:p>
     <w:p>
       <w:pPr>
-        <w:pStyle w:val="Compact"/>
         <w:numPr>
           <w:ilvl w:val="0"/>
           <w:numId w:val="1011"/>
         </w:numPr>
+        <w:pStyle w:val="Compact"/>
       </w:pPr>
       <w:r>
         <w:t xml:space="preserve">Reef Complexity (e.g.,</w:t>
@@ -2817,16 +2817,16 @@
     </w:p>
     <w:p>
       <w:pPr>
-        <w:pStyle w:val="Compact"/>
         <w:numPr>
           <w:ilvl w:val="0"/>
           <w:numId w:val="1012"/>
         </w:numPr>
-      </w:pPr>
-      <w:r>
-        <w:rPr>
+        <w:pStyle w:val="Compact"/>
+      </w:pPr>
+      <w:r>
+        <w:rPr>
+          <w:iCs/>
           <w:i/>
-          <w:iCs/>
         </w:rPr>
         <w:t xml:space="preserve">Create Sequences of Values</w:t>
       </w:r>
@@ -3162,16 +3162,16 @@
     </w:p>
     <w:p>
       <w:pPr>
-        <w:pStyle w:val="Compact"/>
         <w:numPr>
           <w:ilvl w:val="0"/>
           <w:numId w:val="1013"/>
         </w:numPr>
-      </w:pPr>
-      <w:r>
-        <w:rPr>
+        <w:pStyle w:val="Compact"/>
+      </w:pPr>
+      <w:r>
+        <w:rPr>
+          <w:iCs/>
           <w:i/>
-          <w:iCs/>
         </w:rPr>
         <w:t xml:space="preserve">Generate Combinations</w:t>
       </w:r>
@@ -3290,11 +3290,11 @@
     </w:p>
     <w:p>
       <w:pPr>
-        <w:pStyle w:val="Compact"/>
         <w:numPr>
           <w:ilvl w:val="0"/>
           <w:numId w:val="1014"/>
         </w:numPr>
+        <w:pStyle w:val="Compact"/>
       </w:pPr>
       <w:r>
         <w:rPr>
@@ -3323,11 +3323,11 @@
     </w:p>
     <w:p>
       <w:pPr>
-        <w:pStyle w:val="Compact"/>
         <w:numPr>
           <w:ilvl w:val="0"/>
           <w:numId w:val="1014"/>
         </w:numPr>
+        <w:pStyle w:val="Compact"/>
       </w:pPr>
       <w:r>
         <w:rPr>
@@ -3356,11 +3356,11 @@
     </w:p>
     <w:p>
       <w:pPr>
-        <w:pStyle w:val="Compact"/>
         <w:numPr>
           <w:ilvl w:val="0"/>
           <w:numId w:val="1014"/>
         </w:numPr>
+        <w:pStyle w:val="Compact"/>
       </w:pPr>
       <w:r>
         <w:rPr>
@@ -4431,8 +4431,8 @@
       <w:tblPr>
         <w:tblStyle w:val="Table"/>
         <w:tblW w:type="pct" w:w="5000"/>
-        <w:tblLayout w:type="fixed"/>
         <w:tblLook w:firstRow="1" w:lastRow="0" w:firstColumn="0" w:lastColumn="0" w:noHBand="0" w:noVBand="0" w:val="0020"/>
+        <w:jc w:val="start"/>
       </w:tblPr>
       <w:tblGrid>
         <w:gridCol w:w="1627"/>
@@ -4441,7 +4441,7 @@
       </w:tblGrid>
       <w:tr>
         <w:trPr>
-          <w:tblHeader w:val="on"/>
+          <w:tblHeader w:val="true"/>
         </w:trPr>
         <w:tc>
           <w:tcPr/>
@@ -4452,8 +4452,8 @@
             </w:pPr>
             <w:r>
               <w:rPr>
+                <w:bCs/>
                 <w:b/>
-                <w:bCs/>
               </w:rPr>
               <w:t xml:space="preserve">Assumption</w:t>
             </w:r>
@@ -4468,8 +4468,8 @@
             </w:pPr>
             <w:r>
               <w:rPr>
+                <w:bCs/>
                 <w:b/>
-                <w:bCs/>
               </w:rPr>
               <w:t xml:space="preserve">Description</w:t>
             </w:r>
@@ -4484,8 +4484,8 @@
             </w:pPr>
             <w:r>
               <w:rPr>
+                <w:bCs/>
                 <w:b/>
-                <w:bCs/>
               </w:rPr>
               <w:t xml:space="preserve">Example of Violation</w:t>
             </w:r>
@@ -4508,8 +4508,8 @@
             </w:r>
             <w:r>
               <w:rPr>
+                <w:bCs/>
                 <w:b/>
-                <w:bCs/>
               </w:rPr>
               <w:t xml:space="preserve">Validity</w:t>
             </w:r>
@@ -4556,8 +4556,8 @@
             </w:r>
             <w:r>
               <w:rPr>
+                <w:bCs/>
                 <w:b/>
-                <w:bCs/>
               </w:rPr>
               <w:t xml:space="preserve">Representativeness</w:t>
             </w:r>
@@ -4604,8 +4604,8 @@
             </w:r>
             <w:r>
               <w:rPr>
+                <w:bCs/>
                 <w:b/>
-                <w:bCs/>
               </w:rPr>
               <w:t xml:space="preserve">Additivity</w:t>
             </w:r>
@@ -4652,8 +4652,8 @@
             </w:r>
             <w:r>
               <w:rPr>
+                <w:bCs/>
                 <w:b/>
-                <w:bCs/>
               </w:rPr>
               <w:t xml:space="preserve">Linearity</w:t>
             </w:r>
@@ -4700,8 +4700,8 @@
             </w:r>
             <w:r>
               <w:rPr>
+                <w:bCs/>
                 <w:b/>
-                <w:bCs/>
               </w:rPr>
               <w:t xml:space="preserve">Independence of Errors</w:t>
             </w:r>
@@ -4748,8 +4748,8 @@
             </w:r>
             <w:r>
               <w:rPr>
+                <w:bCs/>
                 <w:b/>
-                <w:bCs/>
               </w:rPr>
               <w:t xml:space="preserve">Equal Variance of Errors</w:t>
             </w:r>
@@ -4808,8 +4808,8 @@
             </w:r>
             <w:r>
               <w:rPr>
+                <w:bCs/>
                 <w:b/>
-                <w:bCs/>
               </w:rPr>
               <w:t xml:space="preserve">Normality of Errors</w:t>
             </w:r>
@@ -5117,14 +5117,14 @@
     </w:lvl>
   </w:abstractNum>
   <w:abstractNum w:abstractNumId="990">
-    <w:nsid w:val="0000A990"/>
+    <w:nsid w:val="A990"/>
     <w:multiLevelType w:val="multilevel"/>
     <w:lvl w:ilvl="0">
       <w:numFmt w:val="bullet"/>
       <w:lvlText w:val=" "/>
       <w:lvlJc w:val="left"/>
       <w:pPr>
-        <w:ind w:left="720" w:hanging="360"/>
+        <w:ind w:left="720" w:hanging="480"/>
       </w:pPr>
     </w:lvl>
     <w:lvl w:ilvl="1">
@@ -5132,7 +5132,7 @@
       <w:lvlText w:val=" "/>
       <w:lvlJc w:val="left"/>
       <w:pPr>
-        <w:ind w:left="1440" w:hanging="360"/>
+        <w:ind w:left="1440" w:hanging="480"/>
       </w:pPr>
     </w:lvl>
     <w:lvl w:ilvl="2">
@@ -5140,7 +5140,7 @@
       <w:lvlText w:val=" "/>
       <w:lvlJc w:val="left"/>
       <w:pPr>
-        <w:ind w:left="2160" w:hanging="360"/>
+        <w:ind w:left="2160" w:hanging="480"/>
       </w:pPr>
     </w:lvl>
     <w:lvl w:ilvl="3">
@@ -5148,7 +5148,7 @@
       <w:lvlText w:val=" "/>
       <w:lvlJc w:val="left"/>
       <w:pPr>
-        <w:ind w:left="2880" w:hanging="360"/>
+        <w:ind w:left="2880" w:hanging="480"/>
       </w:pPr>
     </w:lvl>
     <w:lvl w:ilvl="4">
@@ -5156,7 +5156,7 @@
       <w:lvlText w:val=" "/>
       <w:lvlJc w:val="left"/>
       <w:pPr>
-        <w:ind w:left="3600" w:hanging="360"/>
+        <w:ind w:left="3600" w:hanging="480"/>
       </w:pPr>
     </w:lvl>
     <w:lvl w:ilvl="5">
@@ -5164,7 +5164,7 @@
       <w:lvlText w:val=" "/>
       <w:lvlJc w:val="left"/>
       <w:pPr>
-        <w:ind w:left="4320" w:hanging="360"/>
+        <w:ind w:left="4320" w:hanging="480"/>
       </w:pPr>
     </w:lvl>
     <w:lvl w:ilvl="6">
@@ -5172,7 +5172,7 @@
       <w:lvlText w:val=" "/>
       <w:lvlJc w:val="left"/>
       <w:pPr>
-        <w:ind w:left="5040" w:hanging="360"/>
+        <w:ind w:left="5040" w:hanging="480"/>
       </w:pPr>
     </w:lvl>
     <w:lvl w:ilvl="7">
@@ -5180,7 +5180,7 @@
       <w:lvlText w:val=" "/>
       <w:lvlJc w:val="left"/>
       <w:pPr>
-        <w:ind w:left="5760" w:hanging="360"/>
+        <w:ind w:left="5760" w:hanging="480"/>
       </w:pPr>
     </w:lvl>
     <w:lvl w:ilvl="8">
@@ -5188,12 +5188,12 @@
       <w:lvlText w:val=" "/>
       <w:lvlJc w:val="left"/>
       <w:pPr>
-        <w:ind w:left="6480" w:hanging="360"/>
+        <w:ind w:left="6480" w:hanging="480"/>
       </w:pPr>
     </w:lvl>
   </w:abstractNum>
   <w:abstractNum w:abstractNumId="99411">
-    <w:nsid w:val="00A99411"/>
+    <w:nsid w:val="A99411"/>
     <w:multiLevelType w:val="multilevel"/>
     <w:lvl w:ilvl="0">
       <w:start w:val="1"/>
@@ -5201,7 +5201,7 @@
       <w:lvlText w:val="%1."/>
       <w:lvlJc w:val="left"/>
       <w:pPr>
-        <w:ind w:left="720" w:hanging="360"/>
+        <w:ind w:left="720" w:hanging="480"/>
       </w:pPr>
     </w:lvl>
     <w:lvl w:ilvl="1">
@@ -5210,7 +5210,7 @@
       <w:lvlText w:val="%2."/>
       <w:lvlJc w:val="left"/>
       <w:pPr>
-        <w:ind w:left="1440" w:hanging="360"/>
+        <w:ind w:left="1440" w:hanging="480"/>
       </w:pPr>
     </w:lvl>
     <w:lvl w:ilvl="2">
@@ -5219,7 +5219,7 @@
       <w:lvlText w:val="%3."/>
       <w:lvlJc w:val="left"/>
       <w:pPr>
-        <w:ind w:left="2160" w:hanging="360"/>
+        <w:ind w:left="2160" w:hanging="480"/>
       </w:pPr>
     </w:lvl>
     <w:lvl w:ilvl="3">
@@ -5228,7 +5228,7 @@
       <w:lvlText w:val="%4."/>
       <w:lvlJc w:val="left"/>
       <w:pPr>
-        <w:ind w:left="2880" w:hanging="360"/>
+        <w:ind w:left="2880" w:hanging="480"/>
       </w:pPr>
     </w:lvl>
     <w:lvl w:ilvl="4">
@@ -5237,7 +5237,7 @@
       <w:lvlText w:val="%5."/>
       <w:lvlJc w:val="left"/>
       <w:pPr>
-        <w:ind w:left="3600" w:hanging="360"/>
+        <w:ind w:left="3600" w:hanging="480"/>
       </w:pPr>
     </w:lvl>
     <w:lvl w:ilvl="5">
@@ -5246,7 +5246,7 @@
       <w:lvlText w:val="%6."/>
       <w:lvlJc w:val="left"/>
       <w:pPr>
-        <w:ind w:left="4320" w:hanging="360"/>
+        <w:ind w:left="4320" w:hanging="480"/>
       </w:pPr>
     </w:lvl>
     <w:lvl w:ilvl="6">
@@ -5255,7 +5255,7 @@
       <w:lvlText w:val="%7."/>
       <w:lvlJc w:val="left"/>
       <w:pPr>
-        <w:ind w:left="5040" w:hanging="360"/>
+        <w:ind w:left="5040" w:hanging="480"/>
       </w:pPr>
     </w:lvl>
     <w:lvl w:ilvl="7">
@@ -5264,7 +5264,7 @@
       <w:lvlText w:val="%8."/>
       <w:lvlJc w:val="left"/>
       <w:pPr>
-        <w:ind w:left="5760" w:hanging="360"/>
+        <w:ind w:left="5760" w:hanging="480"/>
       </w:pPr>
     </w:lvl>
     <w:lvl w:ilvl="8">
@@ -5273,115 +5273,88 @@
       <w:lvlText w:val="%9."/>
       <w:lvlJc w:val="left"/>
       <w:pPr>
-        <w:ind w:left="6480" w:hanging="360"/>
+        <w:ind w:left="6480" w:hanging="480"/>
       </w:pPr>
     </w:lvl>
   </w:abstractNum>
   <w:abstractNum w:abstractNumId="991">
-    <w:nsid w:val="0000A991"/>
+    <w:nsid w:val="A991"/>
     <w:multiLevelType w:val="multilevel"/>
     <w:lvl w:ilvl="0">
       <w:numFmt w:val="bullet"/>
-      <w:lvlText w:val=""/>
+      <w:lvlText w:val="•"/>
       <w:lvlJc w:val="left"/>
       <w:pPr>
-        <w:ind w:left="720" w:hanging="360"/>
-      </w:pPr>
-      <w:rPr>
-        <w:rFonts w:ascii="Symbol" w:hAnsi="Symbol" w:cs="Symbol" w:hint="default"/>
-      </w:rPr>
+        <w:ind w:left="720" w:hanging="480"/>
+      </w:pPr>
     </w:lvl>
     <w:lvl w:ilvl="1">
       <w:numFmt w:val="bullet"/>
-      <w:lvlText w:val="o"/>
+      <w:lvlText w:val="–"/>
       <w:lvlJc w:val="left"/>
       <w:pPr>
-        <w:ind w:left="1440" w:hanging="360"/>
-      </w:pPr>
-      <w:rPr>
-        <w:rFonts w:ascii="Courier New" w:hAnsi="Courier New" w:cs="Courier New" w:hint="default"/>
-      </w:rPr>
+        <w:ind w:left="1440" w:hanging="480"/>
+      </w:pPr>
     </w:lvl>
     <w:lvl w:ilvl="2">
       <w:numFmt w:val="bullet"/>
-      <w:lvlText w:val=""/>
+      <w:lvlText w:val="•"/>
       <w:lvlJc w:val="left"/>
       <w:pPr>
-        <w:ind w:left="2160" w:hanging="360"/>
-      </w:pPr>
-      <w:rPr>
-        <w:rFonts w:ascii="Wingdings" w:hAnsi="Wingdings" w:cs="Wingdings" w:hint="default"/>
-      </w:rPr>
+        <w:ind w:left="2160" w:hanging="480"/>
+      </w:pPr>
     </w:lvl>
     <w:lvl w:ilvl="3">
       <w:numFmt w:val="bullet"/>
-      <w:lvlText w:val=""/>
+      <w:lvlText w:val="–"/>
       <w:lvlJc w:val="left"/>
       <w:pPr>
-        <w:ind w:left="2880" w:hanging="360"/>
-      </w:pPr>
-      <w:rPr>
-        <w:rFonts w:ascii="Symbol" w:hAnsi="Symbol" w:cs="Symbol" w:hint="default"/>
-      </w:rPr>
+        <w:ind w:left="2880" w:hanging="480"/>
+      </w:pPr>
     </w:lvl>
     <w:lvl w:ilvl="4">
       <w:numFmt w:val="bullet"/>
-      <w:lvlText w:val="o"/>
+      <w:lvlText w:val="•"/>
       <w:lvlJc w:val="left"/>
       <w:pPr>
-        <w:ind w:left="3600" w:hanging="360"/>
-      </w:pPr>
-      <w:rPr>
-        <w:rFonts w:ascii="Courier New" w:hAnsi="Courier New" w:cs="Courier New" w:hint="default"/>
-      </w:rPr>
+        <w:ind w:left="3600" w:hanging="480"/>
+      </w:pPr>
     </w:lvl>
     <w:lvl w:ilvl="5">
       <w:numFmt w:val="bullet"/>
-      <w:lvlText w:val=""/>
+      <w:lvlText w:val="–"/>
       <w:lvlJc w:val="left"/>
       <w:pPr>
-        <w:ind w:left="4320" w:hanging="360"/>
-      </w:pPr>
-      <w:rPr>
-        <w:rFonts w:ascii="Wingdings" w:hAnsi="Wingdings" w:cs="Wingdings" w:hint="default"/>
-      </w:rPr>
+        <w:ind w:left="4320" w:hanging="480"/>
+      </w:pPr>
     </w:lvl>
     <w:lvl w:ilvl="6">
       <w:numFmt w:val="bullet"/>
-      <w:lvlText w:val=""/>
+      <w:lvlText w:val="•"/>
       <w:lvlJc w:val="left"/>
       <w:pPr>
-        <w:ind w:left="5040" w:hanging="360"/>
-      </w:pPr>
-      <w:rPr>
-        <w:rFonts w:ascii="Symbol" w:hAnsi="Symbol" w:cs="Symbol" w:hint="default"/>
-      </w:rPr>
+        <w:ind w:left="5040" w:hanging="480"/>
+      </w:pPr>
     </w:lvl>
     <w:lvl w:ilvl="7">
       <w:numFmt w:val="bullet"/>
-      <w:lvlText w:val="o"/>
+      <w:lvlText w:val="–"/>
       <w:lvlJc w:val="left"/>
       <w:pPr>
-        <w:ind w:left="5760" w:hanging="360"/>
-      </w:pPr>
-      <w:rPr>
-        <w:rFonts w:ascii="Courier New" w:hAnsi="Courier New" w:cs="Courier New" w:hint="default"/>
-      </w:rPr>
+        <w:ind w:left="5760" w:hanging="480"/>
+      </w:pPr>
     </w:lvl>
     <w:lvl w:ilvl="8">
       <w:numFmt w:val="bullet"/>
-      <w:lvlText w:val=""/>
+      <w:lvlText w:val="•"/>
       <w:lvlJc w:val="left"/>
       <w:pPr>
-        <w:ind w:left="6480" w:hanging="360"/>
-      </w:pPr>
-      <w:rPr>
-        <w:rFonts w:ascii="Wingdings" w:hAnsi="Wingdings" w:cs="Wingdings" w:hint="default"/>
-      </w:rPr>
+        <w:ind w:left="6480" w:hanging="480"/>
+      </w:pPr>
     </w:lvl>
   </w:abstractNum>
   <w:abstractNum w:abstractNumId="99412">
-    <w:nsid w:val="00A99412"/>
+    <w:nsid w:val="A99412"/>
     <w:multiLevelType w:val="multilevel"/>
     <w:lvl w:ilvl="0">
       <w:start w:val="2"/>
@@ -5389,7 +5362,7 @@
       <w:lvlText w:val="%1."/>
       <w:lvlJc w:val="left"/>
       <w:pPr>
-        <w:ind w:left="720" w:hanging="360"/>
+        <w:ind w:left="720" w:hanging="480"/>
       </w:pPr>
     </w:lvl>
     <w:lvl w:ilvl="1">
@@ -5398,7 +5371,7 @@
       <w:lvlText w:val="%2."/>
       <w:lvlJc w:val="left"/>
       <w:pPr>
-        <w:ind w:left="1440" w:hanging="360"/>
+        <w:ind w:left="1440" w:hanging="480"/>
       </w:pPr>
     </w:lvl>
     <w:lvl w:ilvl="2">
@@ -5407,7 +5380,7 @@
       <w:lvlText w:val="%3."/>
       <w:lvlJc w:val="left"/>
       <w:pPr>
-        <w:ind w:left="2160" w:hanging="360"/>
+        <w:ind w:left="2160" w:hanging="480"/>
       </w:pPr>
     </w:lvl>
     <w:lvl w:ilvl="3">
@@ -5416,7 +5389,7 @@
       <w:lvlText w:val="%4."/>
       <w:lvlJc w:val="left"/>
       <w:pPr>
-        <w:ind w:left="2880" w:hanging="360"/>
+        <w:ind w:left="2880" w:hanging="480"/>
       </w:pPr>
     </w:lvl>
     <w:lvl w:ilvl="4">
@@ -5425,7 +5398,7 @@
       <w:lvlText w:val="%5."/>
       <w:lvlJc w:val="left"/>
       <w:pPr>
-        <w:ind w:left="3600" w:hanging="360"/>
+        <w:ind w:left="3600" w:hanging="480"/>
       </w:pPr>
     </w:lvl>
     <w:lvl w:ilvl="5">
@@ -5434,7 +5407,7 @@
       <w:lvlText w:val="%6."/>
       <w:lvlJc w:val="left"/>
       <w:pPr>
-        <w:ind w:left="4320" w:hanging="360"/>
+        <w:ind w:left="4320" w:hanging="480"/>
       </w:pPr>
     </w:lvl>
     <w:lvl w:ilvl="6">
@@ -5443,7 +5416,7 @@
       <w:lvlText w:val="%7."/>
       <w:lvlJc w:val="left"/>
       <w:pPr>
-        <w:ind w:left="5040" w:hanging="360"/>
+        <w:ind w:left="5040" w:hanging="480"/>
       </w:pPr>
     </w:lvl>
     <w:lvl w:ilvl="7">
@@ -5452,7 +5425,7 @@
       <w:lvlText w:val="%8."/>
       <w:lvlJc w:val="left"/>
       <w:pPr>
-        <w:ind w:left="5760" w:hanging="360"/>
+        <w:ind w:left="5760" w:hanging="480"/>
       </w:pPr>
     </w:lvl>
     <w:lvl w:ilvl="8">
@@ -5461,7 +5434,7 @@
       <w:lvlText w:val="%9."/>
       <w:lvlJc w:val="left"/>
       <w:pPr>
-        <w:ind w:left="6480" w:hanging="360"/>
+        <w:ind w:left="6480" w:hanging="480"/>
       </w:pPr>
     </w:lvl>
   </w:abstractNum>
